--- a/Machine Learning Project.docx
+++ b/Machine Learning Project.docx
@@ -10,7 +10,6 @@
           <w:docPartUnique/>
         </w:docPartObj>
       </w:sdtPr>
-      <w:sdtEndPr/>
       <w:sdtContent>
         <w:p/>
         <w:tbl>
@@ -18,7 +17,7 @@
             <w:tblpPr w:leftFromText="187" w:rightFromText="187" w:horzAnchor="margin" w:tblpXSpec="center" w:tblpY="2881"/>
             <w:tblW w:w="4000" w:type="pct"/>
             <w:tblBorders>
-              <w:left w:val="single" w:color="156082" w:themeColor="accent1" w:sz="12" w:space="0"/>
+              <w:left w:val="single" w:sz="12" w:space="0" w:color="156082" w:themeColor="accent1"/>
             </w:tblBorders>
             <w:tblCellMar>
               <w:left w:w="144" w:type="dxa"/>
@@ -48,7 +47,6 @@
                 <w:dataBinding w:prefixMappings="xmlns:ns0='http://schemas.openxmlformats.org/officeDocument/2006/extended-properties'" w:xpath="/ns0:Properties[1]/ns0:Company[1]" w:storeItemID="{6668398D-A668-4E3E-A5EB-62B293D839F1}"/>
                 <w:text/>
               </w:sdtPr>
-              <w:sdtEndPr/>
               <w:sdtContent>
                 <w:tc>
                   <w:tcPr>
@@ -92,7 +90,7 @@
               <w:sdt>
                 <w:sdtPr>
                   <w:rPr>
-                    <w:rFonts w:asciiTheme="majorHAnsi" w:hAnsiTheme="majorHAnsi" w:eastAsiaTheme="majorEastAsia" w:cstheme="majorBidi"/>
+                    <w:rFonts w:asciiTheme="majorHAnsi" w:eastAsiaTheme="majorEastAsia" w:hAnsiTheme="majorHAnsi" w:cstheme="majorBidi"/>
                     <w:color w:val="156082" w:themeColor="accent1"/>
                     <w:sz w:val="88"/>
                     <w:szCs w:val="88"/>
@@ -105,14 +103,13 @@
                   <w:dataBinding w:prefixMappings="xmlns:ns0='http://schemas.openxmlformats.org/package/2006/metadata/core-properties' xmlns:ns1='http://purl.org/dc/elements/1.1/'" w:xpath="/ns0:coreProperties[1]/ns1:title[1]" w:storeItemID="{6C3C8BC8-F283-45AE-878A-BAB7291924A1}"/>
                   <w:text/>
                 </w:sdtPr>
-                <w:sdtEndPr/>
                 <w:sdtContent>
                   <w:p>
                     <w:pPr>
                       <w:pStyle w:val="NoSpacing"/>
                       <w:spacing w:line="216" w:lineRule="auto"/>
                       <w:rPr>
-                        <w:rFonts w:asciiTheme="majorHAnsi" w:hAnsiTheme="majorHAnsi" w:eastAsiaTheme="majorEastAsia" w:cstheme="majorBidi"/>
+                        <w:rFonts w:asciiTheme="majorHAnsi" w:eastAsiaTheme="majorEastAsia" w:hAnsiTheme="majorHAnsi" w:cstheme="majorBidi"/>
                         <w:color w:val="156082" w:themeColor="accent1"/>
                         <w:sz w:val="88"/>
                         <w:szCs w:val="88"/>
@@ -120,7 +117,7 @@
                     </w:pPr>
                     <w:r>
                       <w:rPr>
-                        <w:rFonts w:asciiTheme="majorHAnsi" w:hAnsiTheme="majorHAnsi" w:eastAsiaTheme="majorEastAsia" w:cstheme="majorBidi"/>
+                        <w:rFonts w:asciiTheme="majorHAnsi" w:eastAsiaTheme="majorEastAsia" w:hAnsiTheme="majorHAnsi" w:cstheme="majorBidi"/>
                         <w:color w:val="156082" w:themeColor="accent1"/>
                         <w:sz w:val="88"/>
                         <w:szCs w:val="88"/>
@@ -140,11 +137,9 @@
                 <w:placeholder>
                   <w:docPart w:val="15ED1625FFB64786A7F552A16451406A"/>
                 </w:placeholder>
-                <w:showingPlcHdr/>
                 <w:dataBinding w:prefixMappings="xmlns:ns0='http://schemas.openxmlformats.org/package/2006/metadata/core-properties' xmlns:ns1='http://purl.org/dc/elements/1.1/'" w:xpath="/ns0:coreProperties[1]/ns1:subject[1]" w:storeItemID="{6C3C8BC8-F283-45AE-878A-BAB7291924A1}"/>
                 <w:text/>
               </w:sdtPr>
-              <w:sdtEndPr/>
               <w:sdtContent>
                 <w:tc>
                   <w:tcPr>
@@ -165,12 +160,7 @@
                       </w:rPr>
                     </w:pPr>
                     <w:r>
-                      <w:rPr>
-                        <w:color w:val="0F4761" w:themeColor="accent1" w:themeShade="BF"/>
-                        <w:sz w:val="24"/>
-                        <w:szCs w:val="24"/>
-                      </w:rPr>
-                      <w:t>[Document subtitle]</w:t>
+                      <w:t>Team C</w:t>
                     </w:r>
                   </w:p>
                 </w:tc>
@@ -216,7 +206,6 @@
                   <w:dataBinding w:prefixMappings="xmlns:ns0='http://schemas.openxmlformats.org/package/2006/metadata/core-properties' xmlns:ns1='http://purl.org/dc/elements/1.1/'" w:xpath="/ns0:coreProperties[1]/ns1:creator[1]" w:storeItemID="{6C3C8BC8-F283-45AE-878A-BAB7291924A1}"/>
                   <w:text/>
                 </w:sdtPr>
-                <w:sdtEndPr/>
                 <w:sdtContent>
                   <w:p>
                     <w:pPr>
@@ -262,7 +251,6 @@
                     <w:calendar w:val="gregorian"/>
                   </w:date>
                 </w:sdtPr>
-                <w:sdtEndPr/>
                 <w:sdtContent>
                   <w:p>
                     <w:pPr>
@@ -304,26 +292,22 @@
     </w:sdt>
     <w:sdt>
       <w:sdtPr>
+        <w:rPr>
+          <w:rFonts w:asciiTheme="minorHAnsi" w:eastAsiaTheme="minorEastAsia" w:hAnsiTheme="minorHAnsi" w:cstheme="minorBidi"/>
+          <w:color w:val="auto"/>
+          <w:sz w:val="22"/>
+          <w:szCs w:val="22"/>
+        </w:rPr>
         <w:id w:val="-45300815"/>
         <w:docPartObj>
           <w:docPartGallery w:val="Table of Contents"/>
           <w:docPartUnique/>
         </w:docPartObj>
-        <w:rPr>
-          <w:rFonts w:ascii="Aptos" w:hAnsi="Aptos" w:eastAsia="游明朝" w:cs="Arial" w:asciiTheme="minorAscii" w:hAnsiTheme="minorAscii" w:eastAsiaTheme="minorEastAsia" w:cstheme="minorBidi"/>
-          <w:color w:val="auto"/>
-          <w:sz w:val="22"/>
-          <w:szCs w:val="22"/>
-        </w:rPr>
       </w:sdtPr>
       <w:sdtEndPr>
         <w:rPr>
-          <w:rFonts w:ascii="Aptos" w:hAnsi="Aptos" w:eastAsia="游明朝" w:cs="Arial" w:asciiTheme="minorAscii" w:hAnsiTheme="minorAscii" w:eastAsiaTheme="minorEastAsia" w:cstheme="minorBidi"/>
-          <w:b w:val="1"/>
-          <w:bCs w:val="1"/>
-          <w:color w:val="auto"/>
-          <w:sz w:val="22"/>
-          <w:szCs w:val="22"/>
+          <w:b/>
+          <w:bCs/>
         </w:rPr>
       </w:sdtEndPr>
       <w:sdtContent>
@@ -356,7 +340,7 @@
           <w:r>
             <w:fldChar w:fldCharType="separate"/>
           </w:r>
-          <w:hyperlink w:history="1" w:anchor="_Toc35593213">
+          <w:hyperlink w:anchor="_Toc35593213" w:history="1">
             <w:r>
               <w:rPr>
                 <w:rStyle w:val="Hyperlink"/>
@@ -422,7 +406,7 @@
               <w:noProof/>
             </w:rPr>
           </w:pPr>
-          <w:hyperlink w:history="1" w:anchor="_Toc35593214">
+          <w:hyperlink w:anchor="_Toc35593214" w:history="1">
             <w:r>
               <w:rPr>
                 <w:rStyle w:val="Hyperlink"/>
@@ -488,7 +472,7 @@
               <w:noProof/>
             </w:rPr>
           </w:pPr>
-          <w:hyperlink w:history="1" w:anchor="_Toc35593215">
+          <w:hyperlink w:anchor="_Toc35593215" w:history="1">
             <w:r>
               <w:rPr>
                 <w:rStyle w:val="Hyperlink"/>
@@ -554,7 +538,7 @@
               <w:noProof/>
             </w:rPr>
           </w:pPr>
-          <w:hyperlink w:history="1" w:anchor="_Toc35593216">
+          <w:hyperlink w:anchor="_Toc35593216" w:history="1">
             <w:r>
               <w:rPr>
                 <w:rStyle w:val="Hyperlink"/>
@@ -620,7 +604,7 @@
               <w:noProof/>
             </w:rPr>
           </w:pPr>
-          <w:hyperlink w:history="1" w:anchor="_Toc35593217">
+          <w:hyperlink w:anchor="_Toc35593217" w:history="1">
             <w:r>
               <w:rPr>
                 <w:rStyle w:val="Hyperlink"/>
@@ -686,7 +670,7 @@
               <w:noProof/>
             </w:rPr>
           </w:pPr>
-          <w:hyperlink w:history="1" w:anchor="_Toc35593218">
+          <w:hyperlink w:anchor="_Toc35593218" w:history="1">
             <w:r>
               <w:rPr>
                 <w:rStyle w:val="Hyperlink"/>
@@ -752,7 +736,7 @@
               <w:noProof/>
             </w:rPr>
           </w:pPr>
-          <w:hyperlink w:history="1" w:anchor="_Toc35593219">
+          <w:hyperlink w:anchor="_Toc35593219" w:history="1">
             <w:r>
               <w:rPr>
                 <w:rStyle w:val="Hyperlink"/>
@@ -818,7 +802,7 @@
               <w:noProof/>
             </w:rPr>
           </w:pPr>
-          <w:hyperlink w:history="1" w:anchor="_Toc35593220">
+          <w:hyperlink w:anchor="_Toc35593220" w:history="1">
             <w:r>
               <w:rPr>
                 <w:rStyle w:val="Hyperlink"/>
@@ -888,7 +872,7 @@
               <w:noProof/>
             </w:rPr>
           </w:pPr>
-          <w:hyperlink w:history="1" w:anchor="_Toc35593221">
+          <w:hyperlink w:anchor="_Toc35593221" w:history="1">
             <w:r>
               <w:rPr>
                 <w:rStyle w:val="Hyperlink"/>
@@ -954,7 +938,7 @@
               <w:noProof/>
             </w:rPr>
           </w:pPr>
-          <w:hyperlink w:history="1" w:anchor="_Toc35593222">
+          <w:hyperlink w:anchor="_Toc35593222" w:history="1">
             <w:r>
               <w:rPr>
                 <w:rStyle w:val="Hyperlink"/>
@@ -1024,7 +1008,7 @@
               <w:noProof/>
             </w:rPr>
           </w:pPr>
-          <w:hyperlink w:history="1" w:anchor="_Toc35593223">
+          <w:hyperlink w:anchor="_Toc35593223" w:history="1">
             <w:r>
               <w:rPr>
                 <w:rStyle w:val="Hyperlink"/>
@@ -1094,7 +1078,7 @@
               <w:noProof/>
             </w:rPr>
           </w:pPr>
-          <w:hyperlink w:history="1" w:anchor="_Toc35593224">
+          <w:hyperlink w:anchor="_Toc35593224" w:history="1">
             <w:r>
               <w:rPr>
                 <w:rStyle w:val="Hyperlink"/>
@@ -1164,7 +1148,7 @@
               <w:noProof/>
             </w:rPr>
           </w:pPr>
-          <w:hyperlink w:history="1" w:anchor="_Toc35593225">
+          <w:hyperlink w:anchor="_Toc35593225" w:history="1">
             <w:r>
               <w:rPr>
                 <w:rStyle w:val="Hyperlink"/>
@@ -1230,7 +1214,7 @@
               <w:noProof/>
             </w:rPr>
           </w:pPr>
-          <w:hyperlink w:history="1" w:anchor="_Toc35593226">
+          <w:hyperlink w:anchor="_Toc35593226" w:history="1">
             <w:r>
               <w:rPr>
                 <w:rStyle w:val="Hyperlink"/>
@@ -1296,7 +1280,7 @@
               <w:noProof/>
             </w:rPr>
           </w:pPr>
-          <w:hyperlink w:history="1" w:anchor="_Toc35593227">
+          <w:hyperlink w:anchor="_Toc35593227" w:history="1">
             <w:r>
               <w:rPr>
                 <w:rStyle w:val="Hyperlink"/>
@@ -1366,7 +1350,7 @@
               <w:noProof/>
             </w:rPr>
           </w:pPr>
-          <w:hyperlink w:history="1" w:anchor="_Toc35593228">
+          <w:hyperlink w:anchor="_Toc35593228" w:history="1">
             <w:r>
               <w:rPr>
                 <w:rStyle w:val="Hyperlink"/>
@@ -1436,7 +1420,7 @@
               <w:noProof/>
             </w:rPr>
           </w:pPr>
-          <w:hyperlink w:history="1" w:anchor="_Toc35593229">
+          <w:hyperlink w:anchor="_Toc35593229" w:history="1">
             <w:r>
               <w:rPr>
                 <w:rStyle w:val="Hyperlink"/>
@@ -1502,7 +1486,7 @@
               <w:noProof/>
             </w:rPr>
           </w:pPr>
-          <w:hyperlink w:history="1" w:anchor="_Toc35593230">
+          <w:hyperlink w:anchor="_Toc35593230" w:history="1">
             <w:r>
               <w:rPr>
                 <w:rStyle w:val="Hyperlink"/>
@@ -1568,7 +1552,7 @@
               <w:noProof/>
             </w:rPr>
           </w:pPr>
-          <w:hyperlink w:history="1" w:anchor="_Toc35593231">
+          <w:hyperlink w:anchor="_Toc35593231" w:history="1">
             <w:r>
               <w:rPr>
                 <w:rStyle w:val="Hyperlink"/>
@@ -1634,7 +1618,7 @@
               <w:noProof/>
             </w:rPr>
           </w:pPr>
-          <w:hyperlink w:history="1" w:anchor="_Toc35593232">
+          <w:hyperlink w:anchor="_Toc35593232" w:history="1">
             <w:r>
               <w:rPr>
                 <w:rStyle w:val="Hyperlink"/>
@@ -1700,7 +1684,7 @@
               <w:noProof/>
             </w:rPr>
           </w:pPr>
-          <w:hyperlink w:history="1" w:anchor="_Toc35593233">
+          <w:hyperlink w:anchor="_Toc35593233" w:history="1">
             <w:r>
               <w:rPr>
                 <w:rStyle w:val="Hyperlink"/>
@@ -1766,7 +1750,7 @@
               <w:noProof/>
             </w:rPr>
           </w:pPr>
-          <w:hyperlink w:history="1" w:anchor="_Toc35593234">
+          <w:hyperlink w:anchor="_Toc35593234" w:history="1">
             <w:r>
               <w:rPr>
                 <w:rStyle w:val="Hyperlink"/>
@@ -1836,7 +1820,7 @@
               <w:noProof/>
             </w:rPr>
           </w:pPr>
-          <w:hyperlink w:history="1" w:anchor="_Toc35593235">
+          <w:hyperlink w:anchor="_Toc35593235" w:history="1">
             <w:r>
               <w:rPr>
                 <w:rStyle w:val="Hyperlink"/>
@@ -1902,7 +1886,7 @@
               <w:noProof/>
             </w:rPr>
           </w:pPr>
-          <w:hyperlink w:history="1" w:anchor="_Toc35593236">
+          <w:hyperlink w:anchor="_Toc35593236" w:history="1">
             <w:r>
               <w:rPr>
                 <w:rStyle w:val="Hyperlink"/>
@@ -1968,7 +1952,7 @@
               <w:noProof/>
             </w:rPr>
           </w:pPr>
-          <w:hyperlink w:history="1" w:anchor="_Toc35593237">
+          <w:hyperlink w:anchor="_Toc35593237" w:history="1">
             <w:r>
               <w:rPr>
                 <w:rStyle w:val="Hyperlink"/>
@@ -2034,7 +2018,7 @@
               <w:noProof/>
             </w:rPr>
           </w:pPr>
-          <w:hyperlink w:history="1" w:anchor="_Toc35593238">
+          <w:hyperlink w:anchor="_Toc35593238" w:history="1">
             <w:r>
               <w:rPr>
                 <w:rStyle w:val="Hyperlink"/>
@@ -2100,7 +2084,7 @@
               <w:noProof/>
             </w:rPr>
           </w:pPr>
-          <w:hyperlink w:history="1" w:anchor="_Toc35593239">
+          <w:hyperlink w:anchor="_Toc35593239" w:history="1">
             <w:r>
               <w:rPr>
                 <w:rStyle w:val="Hyperlink"/>
@@ -2166,7 +2150,7 @@
               <w:noProof/>
             </w:rPr>
           </w:pPr>
-          <w:hyperlink w:history="1" w:anchor="_Toc35593240">
+          <w:hyperlink w:anchor="_Toc35593240" w:history="1">
             <w:r>
               <w:rPr>
                 <w:rStyle w:val="Hyperlink"/>
@@ -2232,7 +2216,7 @@
               <w:noProof/>
             </w:rPr>
           </w:pPr>
-          <w:hyperlink w:history="1" w:anchor="_Toc35593241">
+          <w:hyperlink w:anchor="_Toc35593241" w:history="1">
             <w:r>
               <w:rPr>
                 <w:rStyle w:val="Hyperlink"/>
@@ -2298,7 +2282,7 @@
               <w:noProof/>
             </w:rPr>
           </w:pPr>
-          <w:hyperlink w:history="1" w:anchor="_Toc35593242">
+          <w:hyperlink w:anchor="_Toc35593242" w:history="1">
             <w:r>
               <w:rPr>
                 <w:rStyle w:val="Hyperlink"/>
@@ -2368,7 +2352,7 @@
               <w:noProof/>
             </w:rPr>
           </w:pPr>
-          <w:hyperlink w:history="1" w:anchor="_Toc35593243">
+          <w:hyperlink w:anchor="_Toc35593243" w:history="1">
             <w:r>
               <w:rPr>
                 <w:rStyle w:val="Hyperlink"/>
@@ -2438,7 +2422,7 @@
               <w:noProof/>
             </w:rPr>
           </w:pPr>
-          <w:hyperlink w:history="1" w:anchor="_Toc35593244">
+          <w:hyperlink w:anchor="_Toc35593244" w:history="1">
             <w:r>
               <w:rPr>
                 <w:rStyle w:val="Hyperlink"/>
@@ -2504,7 +2488,7 @@
               <w:noProof/>
             </w:rPr>
           </w:pPr>
-          <w:hyperlink w:history="1" w:anchor="_Toc35593245">
+          <w:hyperlink w:anchor="_Toc35593245" w:history="1">
             <w:r>
               <w:rPr>
                 <w:rStyle w:val="Hyperlink"/>
@@ -2574,7 +2558,7 @@
               <w:noProof/>
             </w:rPr>
           </w:pPr>
-          <w:hyperlink w:history="1" w:anchor="_Toc35593246">
+          <w:hyperlink w:anchor="_Toc35593246" w:history="1">
             <w:r>
               <w:rPr>
                 <w:rStyle w:val="Hyperlink"/>
@@ -2644,7 +2628,7 @@
               <w:noProof/>
             </w:rPr>
           </w:pPr>
-          <w:hyperlink w:history="1" w:anchor="_Toc35593247">
+          <w:hyperlink w:anchor="_Toc35593247" w:history="1">
             <w:r>
               <w:rPr>
                 <w:rStyle w:val="Hyperlink"/>
@@ -2714,7 +2698,7 @@
               <w:noProof/>
             </w:rPr>
           </w:pPr>
-          <w:hyperlink w:history="1" w:anchor="_Toc35593248">
+          <w:hyperlink w:anchor="_Toc35593248" w:history="1">
             <w:r>
               <w:rPr>
                 <w:rStyle w:val="Hyperlink"/>
@@ -2784,7 +2768,7 @@
               <w:noProof/>
             </w:rPr>
           </w:pPr>
-          <w:hyperlink w:history="1" w:anchor="_Toc35593249">
+          <w:hyperlink w:anchor="_Toc35593249" w:history="1">
             <w:r>
               <w:rPr>
                 <w:rStyle w:val="Hyperlink"/>
@@ -2854,7 +2838,7 @@
               <w:noProof/>
             </w:rPr>
           </w:pPr>
-          <w:hyperlink w:history="1" w:anchor="_Toc35593250">
+          <w:hyperlink w:anchor="_Toc35593250" w:history="1">
             <w:r>
               <w:rPr>
                 <w:rStyle w:val="Hyperlink"/>
@@ -2924,7 +2908,7 @@
               <w:noProof/>
             </w:rPr>
           </w:pPr>
-          <w:hyperlink w:history="1" w:anchor="_Toc35593251">
+          <w:hyperlink w:anchor="_Toc35593251" w:history="1">
             <w:r>
               <w:rPr>
                 <w:rStyle w:val="Hyperlink"/>
@@ -2994,7 +2978,7 @@
               <w:noProof/>
             </w:rPr>
           </w:pPr>
-          <w:hyperlink w:history="1" w:anchor="_Toc35593252">
+          <w:hyperlink w:anchor="_Toc35593252" w:history="1">
             <w:r>
               <w:rPr>
                 <w:rStyle w:val="Hyperlink"/>
@@ -3064,7 +3048,7 @@
               <w:noProof/>
             </w:rPr>
           </w:pPr>
-          <w:hyperlink w:history="1" w:anchor="_Toc35593253">
+          <w:hyperlink w:anchor="_Toc35593253" w:history="1">
             <w:r>
               <w:rPr>
                 <w:rStyle w:val="Hyperlink"/>
@@ -3140,7 +3124,7 @@
         <w:sectPr>
           <w:footerReference w:type="default" r:id="rId8"/>
           <w:footerReference w:type="first" r:id="rId9"/>
-          <w:pgSz w:w="12240" w:h="15840" w:orient="portrait"/>
+          <w:pgSz w:w="12240" w:h="15840"/>
           <w:pgMar w:top="1440" w:right="1440" w:bottom="1440" w:left="1440" w:header="720" w:footer="720" w:gutter="0"/>
           <w:pgNumType w:start="0"/>
           <w:cols w:space="720"/>
@@ -3153,8 +3137,8 @@
       <w:pPr>
         <w:pStyle w:val="Heading1"/>
       </w:pPr>
-      <w:hyperlink w:history="1" r:id="rId10">
-        <w:bookmarkStart w:name="_Toc35593213" w:id="0"/>
+      <w:hyperlink r:id="rId10" w:history="1">
+        <w:bookmarkStart w:id="0" w:name="_Toc35593213"/>
         <w:r>
           <w:rPr>
             <w:rStyle w:val="Hyperlink"/>
@@ -3169,7 +3153,7 @@
       <w:pPr>
         <w:pStyle w:val="Heading2"/>
       </w:pPr>
-      <w:bookmarkStart w:name="_Toc35593214" w:id="1"/>
+      <w:bookmarkStart w:id="1" w:name="_Toc35593214"/>
       <w:r>
         <w:t xml:space="preserve">Business </w:t>
       </w:r>
@@ -3187,7 +3171,7 @@
         <w:shd w:val="clear" w:color="auto" w:fill="FFFFFF"/>
         <w:spacing w:before="100" w:beforeAutospacing="1" w:after="100" w:afterAutospacing="1" w:line="240" w:lineRule="auto"/>
         <w:rPr>
-          <w:rFonts w:ascii="Segoe UI" w:hAnsi="Segoe UI" w:eastAsia="Times New Roman" w:cs="Segoe UI"/>
+          <w:rFonts w:ascii="Segoe UI" w:eastAsia="Times New Roman" w:hAnsi="Segoe UI" w:cs="Segoe UI"/>
           <w:color w:val="24292E"/>
           <w:sz w:val="24"/>
           <w:szCs w:val="24"/>
@@ -3195,7 +3179,7 @@
       </w:pPr>
       <w:r>
         <w:rPr>
-          <w:rFonts w:ascii="Segoe UI" w:hAnsi="Segoe UI" w:eastAsia="Times New Roman" w:cs="Segoe UI"/>
+          <w:rFonts w:ascii="Segoe UI" w:eastAsia="Times New Roman" w:hAnsi="Segoe UI" w:cs="Segoe UI"/>
           <w:color w:val="24292E"/>
           <w:sz w:val="24"/>
           <w:szCs w:val="24"/>
@@ -3204,7 +3188,7 @@
       </w:r>
       <w:r>
         <w:rPr>
-          <w:rFonts w:ascii="Segoe UI" w:hAnsi="Segoe UI" w:eastAsia="Times New Roman" w:cs="Segoe UI"/>
+          <w:rFonts w:ascii="Segoe UI" w:eastAsia="Times New Roman" w:hAnsi="Segoe UI" w:cs="Segoe UI"/>
           <w:color w:val="24292E"/>
           <w:sz w:val="24"/>
           <w:szCs w:val="24"/>
@@ -3213,7 +3197,7 @@
       </w:r>
       <w:r>
         <w:rPr>
-          <w:rFonts w:ascii="Segoe UI" w:hAnsi="Segoe UI" w:eastAsia="Times New Roman" w:cs="Segoe UI"/>
+          <w:rFonts w:ascii="Segoe UI" w:eastAsia="Times New Roman" w:hAnsi="Segoe UI" w:cs="Segoe UI"/>
           <w:color w:val="24292E"/>
           <w:sz w:val="24"/>
           <w:szCs w:val="24"/>
@@ -3230,7 +3214,7 @@
         <w:shd w:val="clear" w:color="auto" w:fill="FFFFFF"/>
         <w:spacing w:before="60" w:after="100" w:afterAutospacing="1" w:line="240" w:lineRule="auto"/>
         <w:rPr>
-          <w:rFonts w:ascii="Segoe UI" w:hAnsi="Segoe UI" w:eastAsia="Times New Roman" w:cs="Segoe UI"/>
+          <w:rFonts w:ascii="Segoe UI" w:eastAsia="Times New Roman" w:hAnsi="Segoe UI" w:cs="Segoe UI"/>
           <w:color w:val="24292E"/>
           <w:sz w:val="24"/>
           <w:szCs w:val="24"/>
@@ -3238,7 +3222,7 @@
       </w:pPr>
       <w:r>
         <w:rPr>
-          <w:rFonts w:ascii="Segoe UI" w:hAnsi="Segoe UI" w:eastAsia="Times New Roman" w:cs="Segoe UI"/>
+          <w:rFonts w:ascii="Segoe UI" w:eastAsia="Times New Roman" w:hAnsi="Segoe UI" w:cs="Segoe UI"/>
           <w:color w:val="24292E"/>
           <w:sz w:val="24"/>
           <w:szCs w:val="24"/>
@@ -3247,7 +3231,7 @@
       </w:r>
       <w:r>
         <w:rPr>
-          <w:rFonts w:ascii="Segoe UI" w:hAnsi="Segoe UI" w:eastAsia="Times New Roman" w:cs="Segoe UI"/>
+          <w:rFonts w:ascii="Segoe UI" w:eastAsia="Times New Roman" w:hAnsi="Segoe UI" w:cs="Segoe UI"/>
           <w:color w:val="24292E"/>
           <w:sz w:val="24"/>
           <w:szCs w:val="24"/>
@@ -3275,26 +3259,21 @@
     </w:p>
     <w:p>
       <w:r>
-        <w:t>The business value comes from improving both efficiency and measurable impact. If the model identifies low-propensity voters more accurately than blanket outreach or intuition-based lists, the organization can lower cost per meaningful contact, improve volunteer time allocation, and increase turnout lift in the populations it serves. Even a modest improvement in response targeting can translate into better use of campaign budgets, stronger reporting to donors or leadership, and a clearer justification for f</w:t>
-      </w:r>
-      <w:r>
-        <w:t>uture outreach investment.</w:t>
+        <w:t>The business value comes from improving both efficiency and measurable impact. If the model identifies low-propensity voters more accurately than blanket outreach or intuition-based lists, the organization can lower cost per meaningful contact, improve volunteer time allocation, and increase turnout lift in the populations it serves. Even a modest improvement in response targeting can translate into better use of campaign budgets, stronger reporting to donors or leadership, and a clearer justification for future outreach investment.</w:t>
       </w:r>
     </w:p>
     <w:p>
       <w:r>
-        <w:t>From an operational perspective, the delivered solution is more than a one-time prediction file. The team intends to provide a reproducible Python pipeline that can ingest updated survey-style data, retrain the model, and produce interpretable predictions with confidence levels and feature explanations. That makes the solution realistic for ongoing use: the client receives not only a ranked list of outreach candidates, but also insight into why a respondent is being flagged and which communication method ma</w:t>
-      </w:r>
-      <w:r>
-        <w:t>y be the most appropriate next step.</w:t>
+        <w:t>From an operational perspective, the delivered solution is more than a one-time prediction file. The team intends to provide a reproducible Python pipeline that can ingest updated survey-style data, retrain the model, and produce interpretable predictions with confidence levels and feature explanations. That makes the solution realistic for ongoing use: the client receives not only a ranked list of outreach candidates, but also insight into why a respondent is being flagged and which communication method may be the most appropriate next step.</w:t>
       </w:r>
     </w:p>
     <w:p>
       <w:pPr>
         <w:pStyle w:val="Heading2"/>
       </w:pPr>
-      <w:bookmarkStart w:name="_Toc35593215" w:id="2"/>
+      <w:bookmarkStart w:id="2" w:name="_Toc35593215"/>
       <w:r>
+        <w:lastRenderedPageBreak/>
         <w:t>Scope</w:t>
       </w:r>
       <w:bookmarkEnd w:id="2"/>
@@ -3506,7 +3485,7 @@
       <w:pPr>
         <w:pStyle w:val="Heading2"/>
       </w:pPr>
-      <w:bookmarkStart w:name="_Toc35593216" w:id="3"/>
+      <w:bookmarkStart w:id="3" w:name="_Toc35593216"/>
       <w:r>
         <w:t>Personnel</w:t>
       </w:r>
@@ -3586,7 +3565,7 @@
       <w:pPr>
         <w:pStyle w:val="Heading2"/>
       </w:pPr>
-      <w:bookmarkStart w:name="_Toc35593217" w:id="4"/>
+      <w:bookmarkStart w:id="4" w:name="_Toc35593217"/>
       <w:r>
         <w:t>Metrics</w:t>
       </w:r>
@@ -3850,12 +3829,8 @@
         <w:rPr>
           <w:sz w:val="20"/>
         </w:rPr>
+        <w:lastRenderedPageBreak/>
         <w:br/>
-      </w:r>
-      <w:r>
-        <w:rPr>
-          <w:sz w:val="20"/>
-        </w:rPr>
         <w:t xml:space="preserve">    Raw CSV from GitHub -&gt; Python ingestion script -&gt; cleaned training dataset -&gt; preprocessing pipeline</w:t>
       </w:r>
       <w:r>
@@ -3863,11 +3838,6 @@
           <w:sz w:val="20"/>
         </w:rPr>
         <w:br/>
-      </w:r>
-      <w:r>
-        <w:rPr>
-          <w:sz w:val="20"/>
-        </w:rPr>
         <w:t xml:space="preserve"> </w:t>
       </w:r>
       <w:proofErr w:type="gramStart"/>
@@ -3889,11 +3859,6 @@
           <w:sz w:val="20"/>
         </w:rPr>
         <w:br/>
-      </w:r>
-      <w:r>
-        <w:rPr>
-          <w:sz w:val="20"/>
-        </w:rPr>
         <w:t xml:space="preserve">    prediction, confidence, and feature explanation for end user.</w:t>
       </w:r>
       <w:r>
@@ -3901,11 +3866,6 @@
           <w:sz w:val="20"/>
         </w:rPr>
         <w:br/>
-      </w:r>
-      <w:r>
-        <w:rPr>
-          <w:sz w:val="20"/>
-        </w:rPr>
         <w:t xml:space="preserve">  </w:t>
       </w:r>
     </w:p>
@@ -3951,23 +3911,7 @@
         </w:rPr>
       </w:pPr>
       <w:r>
-        <w:t xml:space="preserve">Weekly team </w:t>
-      </w:r>
-      <w:proofErr w:type="gramStart"/>
-      <w:r>
-        <w:t>meeting</w:t>
-      </w:r>
-      <w:proofErr w:type="gramEnd"/>
-      <w:r>
-        <w:t xml:space="preserve"> for planning, progress updates, and issue </w:t>
-      </w:r>
-      <w:proofErr w:type="gramStart"/>
-      <w:r>
-        <w:t>resolution</w:t>
-      </w:r>
-      <w:proofErr w:type="gramEnd"/>
-      <w:r>
-        <w:t>.</w:t>
+        <w:t>Weekly team meeting for planning, progress updates, and issue resolution.</w:t>
       </w:r>
     </w:p>
     <w:p>
@@ -4058,10 +4002,10 @@
           <w:tcPr>
             <w:tcW w:w="1050" w:type="dxa"/>
             <w:tcBorders>
-              <w:top w:val="single" w:color="auto" w:sz="4" w:space="0"/>
-              <w:left w:val="single" w:color="auto" w:sz="4" w:space="0"/>
-              <w:bottom w:val="single" w:color="auto" w:sz="4" w:space="0"/>
-              <w:right w:val="single" w:color="auto" w:sz="4" w:space="0"/>
+              <w:top w:val="single" w:sz="4" w:space="0" w:color="auto"/>
+              <w:left w:val="single" w:sz="4" w:space="0" w:color="auto"/>
+              <w:bottom w:val="single" w:sz="4" w:space="0" w:color="auto"/>
+              <w:right w:val="single" w:sz="4" w:space="0" w:color="auto"/>
             </w:tcBorders>
             <w:shd w:val="clear" w:color="auto" w:fill="EFEFEF"/>
             <w:hideMark/>
@@ -4082,10 +4026,10 @@
           <w:tcPr>
             <w:tcW w:w="3776" w:type="dxa"/>
             <w:tcBorders>
-              <w:top w:val="single" w:color="auto" w:sz="4" w:space="0"/>
-              <w:left w:val="single" w:color="auto" w:sz="4" w:space="0"/>
-              <w:bottom w:val="single" w:color="auto" w:sz="4" w:space="0"/>
-              <w:right w:val="single" w:color="auto" w:sz="4" w:space="0"/>
+              <w:top w:val="single" w:sz="4" w:space="0" w:color="auto"/>
+              <w:left w:val="single" w:sz="4" w:space="0" w:color="auto"/>
+              <w:bottom w:val="single" w:sz="4" w:space="0" w:color="auto"/>
+              <w:right w:val="single" w:sz="4" w:space="0" w:color="auto"/>
             </w:tcBorders>
             <w:shd w:val="clear" w:color="auto" w:fill="EFEFEF"/>
             <w:hideMark/>
@@ -4106,10 +4050,10 @@
           <w:tcPr>
             <w:tcW w:w="2010" w:type="dxa"/>
             <w:tcBorders>
-              <w:top w:val="single" w:color="auto" w:sz="4" w:space="0"/>
-              <w:left w:val="single" w:color="auto" w:sz="4" w:space="0"/>
-              <w:bottom w:val="single" w:color="auto" w:sz="4" w:space="0"/>
-              <w:right w:val="single" w:color="auto" w:sz="4" w:space="0"/>
+              <w:top w:val="single" w:sz="4" w:space="0" w:color="auto"/>
+              <w:left w:val="single" w:sz="4" w:space="0" w:color="auto"/>
+              <w:bottom w:val="single" w:sz="4" w:space="0" w:color="auto"/>
+              <w:right w:val="single" w:sz="4" w:space="0" w:color="auto"/>
             </w:tcBorders>
             <w:shd w:val="clear" w:color="auto" w:fill="EFEFEF"/>
             <w:hideMark/>
@@ -4130,10 +4074,10 @@
           <w:tcPr>
             <w:tcW w:w="1515" w:type="dxa"/>
             <w:tcBorders>
-              <w:top w:val="single" w:color="auto" w:sz="4" w:space="0"/>
-              <w:left w:val="single" w:color="auto" w:sz="4" w:space="0"/>
-              <w:bottom w:val="single" w:color="auto" w:sz="4" w:space="0"/>
-              <w:right w:val="single" w:color="auto" w:sz="4" w:space="0"/>
+              <w:top w:val="single" w:sz="4" w:space="0" w:color="auto"/>
+              <w:left w:val="single" w:sz="4" w:space="0" w:color="auto"/>
+              <w:bottom w:val="single" w:sz="4" w:space="0" w:color="auto"/>
+              <w:right w:val="single" w:sz="4" w:space="0" w:color="auto"/>
             </w:tcBorders>
             <w:shd w:val="clear" w:color="auto" w:fill="EFEFEF"/>
             <w:hideMark/>
@@ -4154,10 +4098,10 @@
           <w:tcPr>
             <w:tcW w:w="999" w:type="dxa"/>
             <w:tcBorders>
-              <w:top w:val="single" w:color="auto" w:sz="4" w:space="0"/>
-              <w:left w:val="single" w:color="auto" w:sz="4" w:space="0"/>
-              <w:bottom w:val="single" w:color="auto" w:sz="4" w:space="0"/>
-              <w:right w:val="single" w:color="auto" w:sz="4" w:space="0"/>
+              <w:top w:val="single" w:sz="4" w:space="0" w:color="auto"/>
+              <w:left w:val="single" w:sz="4" w:space="0" w:color="auto"/>
+              <w:bottom w:val="single" w:sz="4" w:space="0" w:color="auto"/>
+              <w:right w:val="single" w:sz="4" w:space="0" w:color="auto"/>
             </w:tcBorders>
             <w:shd w:val="clear" w:color="auto" w:fill="EFEFEF"/>
             <w:hideMark/>
@@ -4180,10 +4124,10 @@
           <w:tcPr>
             <w:tcW w:w="1050" w:type="dxa"/>
             <w:tcBorders>
-              <w:top w:val="single" w:color="auto" w:sz="4" w:space="0"/>
-              <w:left w:val="single" w:color="auto" w:sz="4" w:space="0"/>
-              <w:bottom w:val="single" w:color="auto" w:sz="4" w:space="0"/>
-              <w:right w:val="single" w:color="auto" w:sz="4" w:space="0"/>
+              <w:top w:val="single" w:sz="4" w:space="0" w:color="auto"/>
+              <w:left w:val="single" w:sz="4" w:space="0" w:color="auto"/>
+              <w:bottom w:val="single" w:sz="4" w:space="0" w:color="auto"/>
+              <w:right w:val="single" w:sz="4" w:space="0" w:color="auto"/>
             </w:tcBorders>
             <w:hideMark/>
           </w:tcPr>
@@ -4200,10 +4144,10 @@
           <w:tcPr>
             <w:tcW w:w="3776" w:type="dxa"/>
             <w:tcBorders>
-              <w:top w:val="single" w:color="auto" w:sz="4" w:space="0"/>
-              <w:left w:val="single" w:color="auto" w:sz="4" w:space="0"/>
-              <w:bottom w:val="single" w:color="auto" w:sz="4" w:space="0"/>
-              <w:right w:val="single" w:color="auto" w:sz="4" w:space="0"/>
+              <w:top w:val="single" w:sz="4" w:space="0" w:color="auto"/>
+              <w:left w:val="single" w:sz="4" w:space="0" w:color="auto"/>
+              <w:bottom w:val="single" w:sz="4" w:space="0" w:color="auto"/>
+              <w:right w:val="single" w:sz="4" w:space="0" w:color="auto"/>
             </w:tcBorders>
             <w:hideMark/>
           </w:tcPr>
@@ -4229,10 +4173,10 @@
           <w:tcPr>
             <w:tcW w:w="2010" w:type="dxa"/>
             <w:tcBorders>
-              <w:top w:val="single" w:color="auto" w:sz="4" w:space="0"/>
-              <w:left w:val="single" w:color="auto" w:sz="4" w:space="0"/>
-              <w:bottom w:val="single" w:color="auto" w:sz="4" w:space="0"/>
-              <w:right w:val="single" w:color="auto" w:sz="4" w:space="0"/>
+              <w:top w:val="single" w:sz="4" w:space="0" w:color="auto"/>
+              <w:left w:val="single" w:sz="4" w:space="0" w:color="auto"/>
+              <w:bottom w:val="single" w:sz="4" w:space="0" w:color="auto"/>
+              <w:right w:val="single" w:sz="4" w:space="0" w:color="auto"/>
             </w:tcBorders>
             <w:hideMark/>
           </w:tcPr>
@@ -4255,10 +4199,10 @@
           <w:tcPr>
             <w:tcW w:w="1515" w:type="dxa"/>
             <w:tcBorders>
-              <w:top w:val="single" w:color="auto" w:sz="4" w:space="0"/>
-              <w:left w:val="single" w:color="auto" w:sz="4" w:space="0"/>
-              <w:bottom w:val="single" w:color="auto" w:sz="4" w:space="0"/>
-              <w:right w:val="single" w:color="auto" w:sz="4" w:space="0"/>
+              <w:top w:val="single" w:sz="4" w:space="0" w:color="auto"/>
+              <w:left w:val="single" w:sz="4" w:space="0" w:color="auto"/>
+              <w:bottom w:val="single" w:sz="4" w:space="0" w:color="auto"/>
+              <w:right w:val="single" w:sz="4" w:space="0" w:color="auto"/>
             </w:tcBorders>
             <w:hideMark/>
           </w:tcPr>
@@ -4281,10 +4225,10 @@
           <w:tcPr>
             <w:tcW w:w="999" w:type="dxa"/>
             <w:tcBorders>
-              <w:top w:val="single" w:color="auto" w:sz="4" w:space="0"/>
-              <w:left w:val="single" w:color="auto" w:sz="4" w:space="0"/>
-              <w:bottom w:val="single" w:color="auto" w:sz="4" w:space="0"/>
-              <w:right w:val="single" w:color="auto" w:sz="4" w:space="0"/>
+              <w:top w:val="single" w:sz="4" w:space="0" w:color="auto"/>
+              <w:left w:val="single" w:sz="4" w:space="0" w:color="auto"/>
+              <w:bottom w:val="single" w:sz="4" w:space="0" w:color="auto"/>
+              <w:right w:val="single" w:sz="4" w:space="0" w:color="auto"/>
             </w:tcBorders>
             <w:hideMark/>
           </w:tcPr>
@@ -4311,431 +4255,67 @@
         <w:br/>
       </w:r>
       <w:r>
-        <w:rPr/>
-        <w:t xml:space="preserve">    The project uses the FiveThirtyEight non-voters survey dataset as the primary and sufficient data source. The data can be accessed directly from GitHub and </w:t>
-      </w:r>
-      <w:r>
-        <w:rPr/>
-        <w:t>parsed</w:t>
-      </w:r>
-      <w:r>
-        <w:rPr/>
-        <w:t xml:space="preserve"> into Python using pandas. The dataset contains demographics, political attitudes, civic perceptions, issue-based questions, and a labeled turnout behavior category.</w:t>
-      </w:r>
-      <w:r>
-        <w:rPr/>
-        <w:t xml:space="preserve"> We constructed a script called </w:t>
+        <w:t xml:space="preserve">    The project uses the FiveThirtyEight non-voters survey dataset as the primary and sufficient data source. The data can be accessed directly from GitHub and parsed into Python using pandas. The dataset contains demographics, political attitudes, civic perceptions, issue-based questions, and a labeled turnout behavior category. We constructed a script called </w:t>
       </w:r>
       <w:r>
         <w:rPr>
-          <w:rFonts w:ascii="Courier New" w:hAnsi="Courier New" w:eastAsia="Courier New" w:cs="Courier New"/>
+          <w:rFonts w:ascii="Courier New" w:eastAsia="Courier New" w:hAnsi="Courier New" w:cs="Courier New"/>
           <w:noProof/>
         </w:rPr>
         <w:t>parse_data.py</w:t>
       </w:r>
       <w:r>
         <w:rPr>
-          <w:rFonts w:ascii="Aptos" w:hAnsi="Aptos" w:eastAsia="Aptos" w:cs="Aptos"/>
+          <w:rFonts w:ascii="Aptos" w:eastAsia="Aptos" w:hAnsi="Aptos" w:cs="Aptos"/>
         </w:rPr>
         <w:t xml:space="preserve"> to conduct </w:t>
       </w:r>
       <w:r>
         <w:rPr>
-          <w:rFonts w:ascii="Aptos" w:hAnsi="Aptos" w:eastAsia="Aptos" w:cs="Aptos"/>
+          <w:rFonts w:ascii="Aptos" w:eastAsia="Aptos" w:hAnsi="Aptos" w:cs="Aptos"/>
         </w:rPr>
-        <w:t xml:space="preserve">an </w:t>
+        <w:lastRenderedPageBreak/>
+        <w:t xml:space="preserve">an exploratory data analysis to better understand the scope of the data we intended to work with. This script reports the shape of the data set, analyses the datatypes, and investigates which columns have sufficient missing values that need cleaning. The script also helped us discover that we have a clear usable 3-class target variable, </w:t>
       </w:r>
       <w:r>
         <w:rPr>
-          <w:rFonts w:ascii="Aptos" w:hAnsi="Aptos" w:eastAsia="Aptos" w:cs="Aptos"/>
-        </w:rPr>
-        <w:t>exploratory</w:t>
-      </w:r>
-      <w:r>
-        <w:rPr>
-          <w:rFonts w:ascii="Aptos" w:hAnsi="Aptos" w:eastAsia="Aptos" w:cs="Aptos"/>
-        </w:rPr>
-        <w:t xml:space="preserve"> data analysis to better understand the scope of the data we intended to work with. This script reports the shape of the data set, analyses the datatypes, and investigates which columns have sufficient missing values that need cleaning. The script also helped us discover that we have a clear usable 3-class target variable, </w:t>
-      </w:r>
-      <w:r>
-        <w:rPr>
-          <w:rFonts w:ascii="Courier New" w:hAnsi="Courier New" w:eastAsia="Courier New" w:cs="Courier New"/>
+          <w:rFonts w:ascii="Courier New" w:eastAsia="Courier New" w:hAnsi="Courier New" w:cs="Courier New"/>
           <w:noProof/>
         </w:rPr>
         <w:t>voter_category</w:t>
       </w:r>
       <w:r>
         <w:rPr>
-          <w:rFonts w:ascii="Aptos" w:hAnsi="Aptos" w:eastAsia="Aptos" w:cs="Aptos"/>
+          <w:rFonts w:ascii="Aptos" w:eastAsia="Aptos" w:hAnsi="Aptos" w:cs="Aptos"/>
         </w:rPr>
         <w:t xml:space="preserve">, that doesn’t suffer from a balance issue. </w:t>
       </w:r>
     </w:p>
     <w:p>
-      <w:pPr>
-        <w:pStyle w:val="Normal"/>
-        <w:jc w:val="left"/>
-      </w:pPr>
       <w:r>
         <w:rPr>
-          <w:rFonts w:ascii="Aptos" w:hAnsi="Aptos" w:eastAsia="Aptos" w:cs="Aptos"/>
-          <w:b w:val="0"/>
-          <w:bCs w:val="0"/>
-          <w:i w:val="0"/>
-          <w:iCs w:val="0"/>
-          <w:caps w:val="0"/>
-          <w:smallCaps w:val="0"/>
-          <w:strike w:val="0"/>
-          <w:dstrike w:val="0"/>
-          <w:noProof w:val="0"/>
-          <w:color w:val="auto"/>
-          <w:sz w:val="22"/>
-          <w:szCs w:val="22"/>
-          <w:u w:val="none"/>
-          <w:lang w:val="en-US"/>
+          <w:rFonts w:ascii="Aptos" w:eastAsia="Aptos" w:hAnsi="Aptos" w:cs="Aptos"/>
         </w:rPr>
         <w:t xml:space="preserve">The cleaning script, </w:t>
       </w:r>
       <w:r>
         <w:rPr>
-          <w:rFonts w:ascii="Courier New" w:hAnsi="Courier New" w:eastAsia="Courier New" w:cs="Courier New"/>
-          <w:b w:val="0"/>
-          <w:bCs w:val="0"/>
-          <w:i w:val="0"/>
-          <w:iCs w:val="0"/>
-          <w:caps w:val="0"/>
-          <w:smallCaps w:val="0"/>
-          <w:strike w:val="0"/>
-          <w:dstrike w:val="0"/>
+          <w:rFonts w:ascii="Courier New" w:eastAsia="Courier New" w:hAnsi="Courier New" w:cs="Courier New"/>
           <w:noProof/>
-          <w:color w:val="auto"/>
-          <w:sz w:val="22"/>
-          <w:szCs w:val="22"/>
-          <w:u w:val="none"/>
-          <w:lang w:val="en-US"/>
         </w:rPr>
         <w:t>clean_data.py</w:t>
       </w:r>
       <w:r>
         <w:rPr>
-          <w:rFonts w:ascii="Aptos" w:hAnsi="Aptos" w:eastAsia="Aptos" w:cs="Aptos"/>
-          <w:b w:val="0"/>
-          <w:bCs w:val="0"/>
-          <w:i w:val="0"/>
-          <w:iCs w:val="0"/>
-          <w:caps w:val="0"/>
-          <w:smallCaps w:val="0"/>
-          <w:strike w:val="0"/>
-          <w:dstrike w:val="0"/>
-          <w:noProof w:val="0"/>
-          <w:color w:val="auto"/>
-          <w:sz w:val="22"/>
-          <w:szCs w:val="22"/>
-          <w:u w:val="none"/>
-          <w:lang w:val="en-US"/>
+          <w:rFonts w:ascii="Aptos" w:eastAsia="Aptos" w:hAnsi="Aptos" w:cs="Aptos"/>
         </w:rPr>
-        <w:t xml:space="preserve">, begins by correcting a labeling error in the raw survey data: the value -1 does not mean the same thing across all columns. For 28 "select all that apply" columns (the Q19, Q28, and Q29 batteries), -1 and 1 are the only values present, meaning -1 represents a real, informative "not selected" response rather than a missing one; these are recoded to a clean 0/1 binary indicator. For the remaining 83 true ordinal columns, -1 genuinely </w:t>
-      </w:r>
-      <w:r>
-        <w:rPr>
-          <w:rFonts w:ascii="Aptos" w:hAnsi="Aptos" w:eastAsia="Aptos" w:cs="Aptos"/>
-          <w:b w:val="0"/>
-          <w:bCs w:val="0"/>
-          <w:i w:val="0"/>
-          <w:iCs w:val="0"/>
-          <w:caps w:val="0"/>
-          <w:smallCaps w:val="0"/>
-          <w:strike w:val="0"/>
-          <w:dstrike w:val="0"/>
-          <w:noProof w:val="0"/>
-          <w:color w:val="auto"/>
-          <w:sz w:val="22"/>
-          <w:szCs w:val="22"/>
-          <w:u w:val="none"/>
-          <w:lang w:val="en-US"/>
-        </w:rPr>
-        <w:t>represents</w:t>
-      </w:r>
-      <w:r>
-        <w:rPr>
-          <w:rFonts w:ascii="Aptos" w:hAnsi="Aptos" w:eastAsia="Aptos" w:cs="Aptos"/>
-          <w:b w:val="0"/>
-          <w:bCs w:val="0"/>
-          <w:i w:val="0"/>
-          <w:iCs w:val="0"/>
-          <w:caps w:val="0"/>
-          <w:smallCaps w:val="0"/>
-          <w:strike w:val="0"/>
-          <w:dstrike w:val="0"/>
-          <w:noProof w:val="0"/>
-          <w:color w:val="auto"/>
-          <w:sz w:val="22"/>
-          <w:szCs w:val="22"/>
-          <w:u w:val="none"/>
-          <w:lang w:val="en-US"/>
-        </w:rPr>
-        <w:t xml:space="preserve"> a refused or skipped response and is recoded to </w:t>
-      </w:r>
-      <w:r>
-        <w:rPr>
-          <w:rFonts w:ascii="Aptos" w:hAnsi="Aptos" w:eastAsia="Aptos" w:cs="Aptos"/>
-          <w:b w:val="0"/>
-          <w:bCs w:val="0"/>
-          <w:i w:val="0"/>
-          <w:iCs w:val="0"/>
-          <w:caps w:val="0"/>
-          <w:smallCaps w:val="0"/>
-          <w:strike w:val="0"/>
-          <w:dstrike w:val="0"/>
-          <w:noProof w:val="0"/>
-          <w:color w:val="auto"/>
-          <w:sz w:val="22"/>
-          <w:szCs w:val="22"/>
-          <w:u w:val="none"/>
-          <w:lang w:val="en-US"/>
-        </w:rPr>
-        <w:t>NaN</w:t>
-      </w:r>
-      <w:r>
-        <w:rPr>
-          <w:rFonts w:ascii="Aptos" w:hAnsi="Aptos" w:eastAsia="Aptos" w:cs="Aptos"/>
-          <w:b w:val="0"/>
-          <w:bCs w:val="0"/>
-          <w:i w:val="0"/>
-          <w:iCs w:val="0"/>
-          <w:caps w:val="0"/>
-          <w:smallCaps w:val="0"/>
-          <w:strike w:val="0"/>
-          <w:dstrike w:val="0"/>
-          <w:noProof w:val="0"/>
-          <w:color w:val="auto"/>
-          <w:sz w:val="22"/>
-          <w:szCs w:val="22"/>
-          <w:u w:val="none"/>
-          <w:lang w:val="en-US"/>
-        </w:rPr>
-        <w:t xml:space="preserve">. After this correction, 4,071 instances of true refusal are converted to </w:t>
-      </w:r>
-      <w:r>
-        <w:rPr>
-          <w:rFonts w:ascii="Aptos" w:hAnsi="Aptos" w:eastAsia="Aptos" w:cs="Aptos"/>
-          <w:b w:val="0"/>
-          <w:bCs w:val="0"/>
-          <w:i w:val="0"/>
-          <w:iCs w:val="0"/>
-          <w:caps w:val="0"/>
-          <w:smallCaps w:val="0"/>
-          <w:strike w:val="0"/>
-          <w:dstrike w:val="0"/>
-          <w:noProof w:val="0"/>
-          <w:color w:val="auto"/>
-          <w:sz w:val="22"/>
-          <w:szCs w:val="22"/>
-          <w:u w:val="none"/>
-          <w:lang w:val="en-US"/>
-        </w:rPr>
-        <w:t>NaN</w:t>
-      </w:r>
-      <w:r>
-        <w:rPr>
-          <w:rFonts w:ascii="Aptos" w:hAnsi="Aptos" w:eastAsia="Aptos" w:cs="Aptos"/>
-          <w:b w:val="0"/>
-          <w:bCs w:val="0"/>
-          <w:i w:val="0"/>
-          <w:iCs w:val="0"/>
-          <w:caps w:val="0"/>
-          <w:smallCaps w:val="0"/>
-          <w:strike w:val="0"/>
-          <w:dstrike w:val="0"/>
-          <w:noProof w:val="0"/>
-          <w:color w:val="auto"/>
-          <w:sz w:val="22"/>
-          <w:szCs w:val="22"/>
-          <w:u w:val="none"/>
-          <w:lang w:val="en-US"/>
-        </w:rPr>
-        <w:t xml:space="preserve"> across the scale columns, and any column with more than 50% missing data is dropped as unreliable. </w:t>
-      </w:r>
-      <w:r>
-        <w:rPr>
-          <w:rFonts w:ascii="Aptos" w:hAnsi="Aptos" w:eastAsia="Aptos" w:cs="Aptos"/>
-          <w:b w:val="0"/>
-          <w:bCs w:val="0"/>
-          <w:i w:val="0"/>
-          <w:iCs w:val="0"/>
-          <w:caps w:val="0"/>
-          <w:smallCaps w:val="0"/>
-          <w:strike w:val="0"/>
-          <w:dstrike w:val="0"/>
-          <w:noProof w:val="0"/>
-          <w:color w:val="auto"/>
-          <w:sz w:val="22"/>
-          <w:szCs w:val="22"/>
-          <w:u w:val="none"/>
-          <w:lang w:val="en-US"/>
-        </w:rPr>
-        <w:t>Remaining</w:t>
-      </w:r>
-      <w:r>
-        <w:rPr>
-          <w:rFonts w:ascii="Aptos" w:hAnsi="Aptos" w:eastAsia="Aptos" w:cs="Aptos"/>
-          <w:b w:val="0"/>
-          <w:bCs w:val="0"/>
-          <w:i w:val="0"/>
-          <w:iCs w:val="0"/>
-          <w:caps w:val="0"/>
-          <w:smallCaps w:val="0"/>
-          <w:strike w:val="0"/>
-          <w:dstrike w:val="0"/>
-          <w:noProof w:val="0"/>
-          <w:color w:val="auto"/>
-          <w:sz w:val="22"/>
-          <w:szCs w:val="22"/>
-          <w:u w:val="none"/>
-          <w:lang w:val="en-US"/>
-        </w:rPr>
-        <w:t xml:space="preserve"> missingness (8,037 values across 97 survey columns) is filled using each column's median, which avoids introducing fractional responses that were never </w:t>
-      </w:r>
-      <w:r>
-        <w:rPr>
-          <w:rFonts w:ascii="Aptos" w:hAnsi="Aptos" w:eastAsia="Aptos" w:cs="Aptos"/>
-          <w:b w:val="0"/>
-          <w:bCs w:val="0"/>
-          <w:i w:val="0"/>
-          <w:iCs w:val="0"/>
-          <w:caps w:val="0"/>
-          <w:smallCaps w:val="0"/>
-          <w:strike w:val="0"/>
-          <w:dstrike w:val="0"/>
-          <w:noProof w:val="0"/>
-          <w:color w:val="auto"/>
-          <w:sz w:val="22"/>
-          <w:szCs w:val="22"/>
-          <w:u w:val="none"/>
-          <w:lang w:val="en-US"/>
-        </w:rPr>
-        <w:t>valid</w:t>
-      </w:r>
-      <w:r>
-        <w:rPr>
-          <w:rFonts w:ascii="Aptos" w:hAnsi="Aptos" w:eastAsia="Aptos" w:cs="Aptos"/>
-          <w:b w:val="0"/>
-          <w:bCs w:val="0"/>
-          <w:i w:val="0"/>
-          <w:iCs w:val="0"/>
-          <w:caps w:val="0"/>
-          <w:smallCaps w:val="0"/>
-          <w:strike w:val="0"/>
-          <w:dstrike w:val="0"/>
-          <w:noProof w:val="0"/>
-          <w:color w:val="auto"/>
-          <w:sz w:val="22"/>
-          <w:szCs w:val="22"/>
-          <w:u w:val="none"/>
-          <w:lang w:val="en-US"/>
-        </w:rPr>
-        <w:t xml:space="preserve"> answer choices. The four demographic fields are then encoded for modeling: educ and </w:t>
-      </w:r>
-      <w:r>
-        <w:rPr>
-          <w:rFonts w:ascii="Aptos" w:hAnsi="Aptos" w:eastAsia="Aptos" w:cs="Aptos"/>
-          <w:b w:val="0"/>
-          <w:bCs w:val="0"/>
-          <w:i w:val="0"/>
-          <w:iCs w:val="0"/>
-          <w:caps w:val="0"/>
-          <w:smallCaps w:val="0"/>
-          <w:strike w:val="0"/>
-          <w:dstrike w:val="0"/>
-          <w:noProof w:val="0"/>
-          <w:color w:val="auto"/>
-          <w:sz w:val="22"/>
-          <w:szCs w:val="22"/>
-          <w:u w:val="none"/>
-          <w:lang w:val="en-US"/>
-        </w:rPr>
-        <w:t>income_cat</w:t>
-      </w:r>
-      <w:r>
-        <w:rPr>
-          <w:rFonts w:ascii="Aptos" w:hAnsi="Aptos" w:eastAsia="Aptos" w:cs="Aptos"/>
-          <w:b w:val="0"/>
-          <w:bCs w:val="0"/>
-          <w:i w:val="0"/>
-          <w:iCs w:val="0"/>
-          <w:caps w:val="0"/>
-          <w:smallCaps w:val="0"/>
-          <w:strike w:val="0"/>
-          <w:dstrike w:val="0"/>
-          <w:noProof w:val="0"/>
-          <w:color w:val="auto"/>
-          <w:sz w:val="22"/>
-          <w:szCs w:val="22"/>
-          <w:u w:val="none"/>
-          <w:lang w:val="en-US"/>
-        </w:rPr>
-        <w:t xml:space="preserve">, which have a natural low-to-high ordering, are mapped to ordinal integers, while race and gender, which have no inherent order, are one-hot encoded to avoid implying a false ranking between categories. Finally, the script builds a voting_obstacles_composite feature by averaging the ten Q18 sub-items into a single interpretable score, reducing redundancy from near-duplicate columns. The result is a cleaned dataset of 5,836 respondents and 112 columns, with the three-class target distribution (44.1% sporadic, 31.0% always, 24.9% rarely/never) preserved exactly from the raw data, confirming the cleaning process </w:t>
-      </w:r>
-      <w:r>
-        <w:rPr>
-          <w:rFonts w:ascii="Aptos" w:hAnsi="Aptos" w:eastAsia="Aptos" w:cs="Aptos"/>
-          <w:b w:val="0"/>
-          <w:bCs w:val="0"/>
-          <w:i w:val="0"/>
-          <w:iCs w:val="0"/>
-          <w:caps w:val="0"/>
-          <w:smallCaps w:val="0"/>
-          <w:strike w:val="0"/>
-          <w:dstrike w:val="0"/>
-          <w:noProof w:val="0"/>
-          <w:color w:val="auto"/>
-          <w:sz w:val="22"/>
-          <w:szCs w:val="22"/>
-          <w:u w:val="none"/>
-          <w:lang w:val="en-US"/>
-        </w:rPr>
-        <w:t>didn't</w:t>
-      </w:r>
-      <w:r>
-        <w:rPr>
-          <w:rFonts w:ascii="Aptos" w:hAnsi="Aptos" w:eastAsia="Aptos" w:cs="Aptos"/>
-          <w:b w:val="0"/>
-          <w:bCs w:val="0"/>
-          <w:i w:val="0"/>
-          <w:iCs w:val="0"/>
-          <w:caps w:val="0"/>
-          <w:smallCaps w:val="0"/>
-          <w:strike w:val="0"/>
-          <w:dstrike w:val="0"/>
-          <w:noProof w:val="0"/>
-          <w:color w:val="auto"/>
-          <w:sz w:val="22"/>
-          <w:szCs w:val="22"/>
-          <w:u w:val="none"/>
-          <w:lang w:val="en-US"/>
-        </w:rPr>
-        <w:t xml:space="preserve"> distort the underlying class balance.</w:t>
+        <w:t>, begins by correcting a labeling error in the raw survey data: the value -1 does not mean the same thing across all columns. For 28 "select all that apply" columns (the Q19, Q28, and Q29 batteries), -1 and 1 are the only values present, meaning -1 represents a real, informative "not selected" response rather than a missing one; these are recoded to a clean 0/1 binary indicator. For the remaining 83 true ordinal columns, -1 genuinely represents a refused or skipped response and is recoded to NaN. After this correction, 4,071 instances of true refusal are converted to NaN across the scale columns, and any column with more than 50% missing data is dropped as unreliable. Remaining missingness (8,037 values across 97 survey columns) is filled using each column's median, which avoids introducing fractional responses that were never valid answer choices. The four demographic fields are then encoded for modeling: educ and income_cat, which have a natural low-to-high ordering, are mapped to ordinal integers, while race and gender, which have no inherent order, are one-hot encoded to avoid implying a false ranking between categories. Finally, the script builds a voting_obstacles_composite feature by averaging the ten Q18 sub-items into a single interpretable score, reducing redundancy from near-duplicate columns. The result is a cleaned dataset of 5,836 respondents and 112 columns, with the three-class target distribution (44.1% sporadic, 31.0% always, 24.9% rarely/never) preserved exactly from the raw data, confirming the cleaning process didn't distort the underlying class balance.</w:t>
       </w:r>
     </w:p>
     <w:p>
       <w:pPr>
-        <w:pStyle w:val="Normal"/>
         <w:rPr>
-          <w:rFonts w:ascii="Aptos" w:hAnsi="Aptos" w:eastAsia="Aptos" w:cs="Aptos"/>
-          <w:b w:val="0"/>
-          <w:bCs w:val="0"/>
-          <w:i w:val="0"/>
-          <w:iCs w:val="0"/>
-          <w:caps w:val="0"/>
-          <w:smallCaps w:val="0"/>
-          <w:strike w:val="0"/>
-          <w:dstrike w:val="0"/>
-          <w:noProof w:val="0"/>
-          <w:color w:val="auto"/>
-          <w:sz w:val="22"/>
-          <w:szCs w:val="22"/>
-          <w:u w:val="none"/>
-          <w:lang w:val="en-US"/>
+          <w:rFonts w:ascii="Aptos" w:eastAsia="Aptos" w:hAnsi="Aptos" w:cs="Aptos"/>
         </w:rPr>
       </w:pPr>
     </w:p>
@@ -4918,7 +4498,11 @@
           </w:tcPr>
           <w:p>
             <w:r>
-              <w:t>General civic or voting-related survey response captured by the source instrument.</w:t>
+              <w:t xml:space="preserve">General civic or voting-related </w:t>
+            </w:r>
+            <w:r>
+              <w:lastRenderedPageBreak/>
+              <w:t>survey response captured by the source instrument.</w:t>
             </w:r>
           </w:p>
         </w:tc>
@@ -4928,7 +4512,12 @@
           </w:tcPr>
           <w:p>
             <w:r>
-              <w:t>Retained only after codebook review and missing-value normalization.</w:t>
+              <w:lastRenderedPageBreak/>
+              <w:t xml:space="preserve">Retained only after codebook review </w:t>
+            </w:r>
+            <w:r>
+              <w:lastRenderedPageBreak/>
+              <w:t>and missing-value normalization.</w:t>
             </w:r>
           </w:p>
         </w:tc>
@@ -4940,6 +4529,7 @@
           </w:tcPr>
           <w:p>
             <w:r>
+              <w:lastRenderedPageBreak/>
               <w:t>Q2_1 - Q2_10</w:t>
             </w:r>
           </w:p>
@@ -5086,10 +4676,7 @@
           </w:tcPr>
           <w:p>
             <w:r>
-              <w:t xml:space="preserve">Standalone survey questions with </w:t>
-            </w:r>
-            <w:r>
-              <w:t>coded numeric answers.</w:t>
+              <w:t>Standalone survey questions with coded numeric answers.</w:t>
             </w:r>
           </w:p>
         </w:tc>
@@ -5099,10 +4686,7 @@
           </w:tcPr>
           <w:p>
             <w:r>
-              <w:t>Will be imputed or encoded according to the codebook-</w:t>
-            </w:r>
-            <w:r>
-              <w:t>defined response scales.</w:t>
+              <w:t>Will be imputed or encoded according to the codebook-defined response scales.</w:t>
             </w:r>
           </w:p>
         </w:tc>
@@ -5324,6 +4908,7 @@
           </w:tcPr>
           <w:p>
             <w:r>
+              <w:lastRenderedPageBreak/>
               <w:t>Q20 - Q26</w:t>
             </w:r>
           </w:p>
@@ -5522,10 +5107,7 @@
           </w:tcPr>
           <w:p>
             <w:r>
-              <w:t xml:space="preserve">High-value baseline predictor and useful segmentation </w:t>
-            </w:r>
-            <w:r>
-              <w:t>variable for outreach planning.</w:t>
+              <w:t>High-value baseline predictor and useful segmentation variable for outreach planning.</w:t>
             </w:r>
           </w:p>
         </w:tc>
@@ -5744,19 +5326,48 @@
     <w:p>
       <w:pPr>
         <w:rPr>
-          <w:rFonts w:asciiTheme="majorHAnsi" w:hAnsiTheme="majorHAnsi" w:eastAsiaTheme="majorEastAsia" w:cstheme="majorBidi"/>
+          <w:rFonts w:asciiTheme="majorHAnsi" w:eastAsiaTheme="majorEastAsia" w:hAnsiTheme="majorHAnsi" w:cstheme="majorBidi"/>
           <w:color w:val="0F4761" w:themeColor="accent1" w:themeShade="BF"/>
           <w:sz w:val="32"/>
           <w:szCs w:val="32"/>
         </w:rPr>
       </w:pPr>
+      <w:hyperlink r:id="rId11" w:history="1">
+        <w:r>
+          <w:rPr>
+            <w:rStyle w:val="Hyperlink"/>
+            <w:rFonts w:asciiTheme="majorHAnsi" w:eastAsiaTheme="majorEastAsia" w:hAnsiTheme="majorHAnsi" w:cstheme="majorBidi"/>
+            <w:sz w:val="32"/>
+            <w:szCs w:val="32"/>
+          </w:rPr>
+          <w:t>Delivera</w:t>
+        </w:r>
+        <w:r>
+          <w:rPr>
+            <w:rStyle w:val="Hyperlink"/>
+            <w:rFonts w:asciiTheme="majorHAnsi" w:eastAsiaTheme="majorEastAsia" w:hAnsiTheme="majorHAnsi" w:cstheme="majorBidi"/>
+            <w:sz w:val="32"/>
+            <w:szCs w:val="32"/>
+          </w:rPr>
+          <w:t>b</w:t>
+        </w:r>
+        <w:r>
+          <w:rPr>
+            <w:rStyle w:val="Hyperlink"/>
+            <w:rFonts w:asciiTheme="majorHAnsi" w:eastAsiaTheme="majorEastAsia" w:hAnsiTheme="majorHAnsi" w:cstheme="majorBidi"/>
+            <w:sz w:val="32"/>
+            <w:szCs w:val="32"/>
+          </w:rPr>
+          <w:t>le Video</w:t>
+        </w:r>
+      </w:hyperlink>
     </w:p>
     <w:sectPr>
-      <w:headerReference w:type="default" r:id="rId11"/>
-      <w:footerReference w:type="default" r:id="rId12"/>
-      <w:headerReference w:type="first" r:id="rId13"/>
-      <w:footerReference w:type="first" r:id="rId14"/>
-      <w:pgSz w:w="12240" w:h="15840" w:orient="portrait"/>
+      <w:headerReference w:type="default" r:id="rId12"/>
+      <w:footerReference w:type="default" r:id="rId13"/>
+      <w:headerReference w:type="first" r:id="rId14"/>
+      <w:footerReference w:type="first" r:id="rId15"/>
+      <w:pgSz w:w="12240" w:h="15840"/>
       <w:pgMar w:top="1440" w:right="1440" w:bottom="1440" w:left="1440" w:header="720" w:footer="720" w:gutter="0"/>
       <w:pgNumType w:start="1"/>
       <w:cols w:space="720"/>
@@ -5992,27 +5603,17 @@
     <w:pPr>
       <w:pStyle w:val="Header"/>
       <w:pBdr>
-        <w:bottom w:val="single" w:color="auto" w:sz="6" w:space="1"/>
+        <w:bottom w:val="single" w:sz="6" w:space="1" w:color="auto"/>
       </w:pBdr>
     </w:pPr>
-    <w:r>
-      <w:fldChar w:fldCharType="begin"/>
-    </w:r>
-    <w:r>
-      <w:instrText> STYLEREF  "Heading 1"  \* MERGEFORMAT </w:instrText>
-    </w:r>
-    <w:r>
-      <w:fldChar w:fldCharType="separate"/>
-    </w:r>
-    <w:r>
-      <w:rPr>
-        <w:noProof/>
-      </w:rPr>
-      <w:t>Data Report</w:t>
-    </w:r>
-    <w:r>
-      <w:fldChar w:fldCharType="end"/>
-    </w:r>
+    <w:fldSimple w:instr="STYLEREF  &quot;Heading 1&quot;  \* MERGEFORMAT">
+      <w:r>
+        <w:rPr>
+          <w:noProof/>
+        </w:rPr>
+        <w:t>Data Report</w:t>
+      </w:r>
+    </w:fldSimple>
     <w:r>
       <w:tab/>
     </w:r>
@@ -6052,7 +5653,7 @@
         <w:ind w:left="360" w:hanging="360"/>
       </w:pPr>
       <w:rPr>
-        <w:rFonts w:hint="default" w:ascii="Symbol" w:hAnsi="Symbol"/>
+        <w:rFonts w:ascii="Symbol" w:hAnsi="Symbol" w:hint="default"/>
       </w:rPr>
     </w:lvl>
   </w:abstractNum>
@@ -6072,7 +5673,7 @@
         <w:ind w:left="720" w:hanging="360"/>
       </w:pPr>
       <w:rPr>
-        <w:rFonts w:hint="default" w:ascii="Symbol" w:hAnsi="Symbol"/>
+        <w:rFonts w:ascii="Symbol" w:hAnsi="Symbol" w:hint="default"/>
         <w:sz w:val="20"/>
       </w:rPr>
     </w:lvl>
@@ -6088,7 +5689,7 @@
         <w:ind w:left="1440" w:hanging="360"/>
       </w:pPr>
       <w:rPr>
-        <w:rFonts w:hint="default" w:ascii="Courier New" w:hAnsi="Courier New"/>
+        <w:rFonts w:ascii="Courier New" w:hAnsi="Courier New" w:hint="default"/>
         <w:sz w:val="20"/>
       </w:rPr>
     </w:lvl>
@@ -6104,7 +5705,7 @@
         <w:ind w:left="2160" w:hanging="360"/>
       </w:pPr>
       <w:rPr>
-        <w:rFonts w:hint="default" w:ascii="Wingdings" w:hAnsi="Wingdings"/>
+        <w:rFonts w:ascii="Wingdings" w:hAnsi="Wingdings" w:hint="default"/>
         <w:sz w:val="20"/>
       </w:rPr>
     </w:lvl>
@@ -6120,7 +5721,7 @@
         <w:ind w:left="2880" w:hanging="360"/>
       </w:pPr>
       <w:rPr>
-        <w:rFonts w:hint="default" w:ascii="Wingdings" w:hAnsi="Wingdings"/>
+        <w:rFonts w:ascii="Wingdings" w:hAnsi="Wingdings" w:hint="default"/>
         <w:sz w:val="20"/>
       </w:rPr>
     </w:lvl>
@@ -6136,7 +5737,7 @@
         <w:ind w:left="3600" w:hanging="360"/>
       </w:pPr>
       <w:rPr>
-        <w:rFonts w:hint="default" w:ascii="Wingdings" w:hAnsi="Wingdings"/>
+        <w:rFonts w:ascii="Wingdings" w:hAnsi="Wingdings" w:hint="default"/>
         <w:sz w:val="20"/>
       </w:rPr>
     </w:lvl>
@@ -6152,7 +5753,7 @@
         <w:ind w:left="4320" w:hanging="360"/>
       </w:pPr>
       <w:rPr>
-        <w:rFonts w:hint="default" w:ascii="Wingdings" w:hAnsi="Wingdings"/>
+        <w:rFonts w:ascii="Wingdings" w:hAnsi="Wingdings" w:hint="default"/>
         <w:sz w:val="20"/>
       </w:rPr>
     </w:lvl>
@@ -6168,7 +5769,7 @@
         <w:ind w:left="5040" w:hanging="360"/>
       </w:pPr>
       <w:rPr>
-        <w:rFonts w:hint="default" w:ascii="Wingdings" w:hAnsi="Wingdings"/>
+        <w:rFonts w:ascii="Wingdings" w:hAnsi="Wingdings" w:hint="default"/>
         <w:sz w:val="20"/>
       </w:rPr>
     </w:lvl>
@@ -6184,7 +5785,7 @@
         <w:ind w:left="5760" w:hanging="360"/>
       </w:pPr>
       <w:rPr>
-        <w:rFonts w:hint="default" w:ascii="Wingdings" w:hAnsi="Wingdings"/>
+        <w:rFonts w:ascii="Wingdings" w:hAnsi="Wingdings" w:hint="default"/>
         <w:sz w:val="20"/>
       </w:rPr>
     </w:lvl>
@@ -6200,7 +5801,7 @@
         <w:ind w:left="6480" w:hanging="360"/>
       </w:pPr>
       <w:rPr>
-        <w:rFonts w:hint="default" w:ascii="Wingdings" w:hAnsi="Wingdings"/>
+        <w:rFonts w:ascii="Wingdings" w:hAnsi="Wingdings" w:hint="default"/>
         <w:sz w:val="20"/>
       </w:rPr>
     </w:lvl>
@@ -6218,7 +5819,7 @@
         <w:ind w:left="720" w:hanging="360"/>
       </w:pPr>
       <w:rPr>
-        <w:rFonts w:hint="default" w:ascii="Symbol" w:hAnsi="Symbol"/>
+        <w:rFonts w:ascii="Symbol" w:hAnsi="Symbol" w:hint="default"/>
       </w:rPr>
     </w:lvl>
     <w:lvl w:ilvl="1" w:tplc="04090003" w:tentative="1">
@@ -6230,7 +5831,7 @@
         <w:ind w:left="1440" w:hanging="360"/>
       </w:pPr>
       <w:rPr>
-        <w:rFonts w:hint="default" w:ascii="Courier New" w:hAnsi="Courier New" w:cs="Courier New"/>
+        <w:rFonts w:ascii="Courier New" w:hAnsi="Courier New" w:cs="Courier New" w:hint="default"/>
       </w:rPr>
     </w:lvl>
     <w:lvl w:ilvl="2" w:tplc="04090005" w:tentative="1">
@@ -6242,7 +5843,7 @@
         <w:ind w:left="2160" w:hanging="360"/>
       </w:pPr>
       <w:rPr>
-        <w:rFonts w:hint="default" w:ascii="Wingdings" w:hAnsi="Wingdings"/>
+        <w:rFonts w:ascii="Wingdings" w:hAnsi="Wingdings" w:hint="default"/>
       </w:rPr>
     </w:lvl>
     <w:lvl w:ilvl="3" w:tplc="04090001" w:tentative="1">
@@ -6254,7 +5855,7 @@
         <w:ind w:left="2880" w:hanging="360"/>
       </w:pPr>
       <w:rPr>
-        <w:rFonts w:hint="default" w:ascii="Symbol" w:hAnsi="Symbol"/>
+        <w:rFonts w:ascii="Symbol" w:hAnsi="Symbol" w:hint="default"/>
       </w:rPr>
     </w:lvl>
     <w:lvl w:ilvl="4" w:tplc="04090003" w:tentative="1">
@@ -6266,7 +5867,7 @@
         <w:ind w:left="3600" w:hanging="360"/>
       </w:pPr>
       <w:rPr>
-        <w:rFonts w:hint="default" w:ascii="Courier New" w:hAnsi="Courier New" w:cs="Courier New"/>
+        <w:rFonts w:ascii="Courier New" w:hAnsi="Courier New" w:cs="Courier New" w:hint="default"/>
       </w:rPr>
     </w:lvl>
     <w:lvl w:ilvl="5" w:tplc="04090005" w:tentative="1">
@@ -6278,7 +5879,7 @@
         <w:ind w:left="4320" w:hanging="360"/>
       </w:pPr>
       <w:rPr>
-        <w:rFonts w:hint="default" w:ascii="Wingdings" w:hAnsi="Wingdings"/>
+        <w:rFonts w:ascii="Wingdings" w:hAnsi="Wingdings" w:hint="default"/>
       </w:rPr>
     </w:lvl>
     <w:lvl w:ilvl="6" w:tplc="04090001" w:tentative="1">
@@ -6290,7 +5891,7 @@
         <w:ind w:left="5040" w:hanging="360"/>
       </w:pPr>
       <w:rPr>
-        <w:rFonts w:hint="default" w:ascii="Symbol" w:hAnsi="Symbol"/>
+        <w:rFonts w:ascii="Symbol" w:hAnsi="Symbol" w:hint="default"/>
       </w:rPr>
     </w:lvl>
     <w:lvl w:ilvl="7" w:tplc="04090003" w:tentative="1">
@@ -6302,7 +5903,7 @@
         <w:ind w:left="5760" w:hanging="360"/>
       </w:pPr>
       <w:rPr>
-        <w:rFonts w:hint="default" w:ascii="Courier New" w:hAnsi="Courier New" w:cs="Courier New"/>
+        <w:rFonts w:ascii="Courier New" w:hAnsi="Courier New" w:cs="Courier New" w:hint="default"/>
       </w:rPr>
     </w:lvl>
     <w:lvl w:ilvl="8" w:tplc="04090005" w:tentative="1">
@@ -6314,7 +5915,7 @@
         <w:ind w:left="6480" w:hanging="360"/>
       </w:pPr>
       <w:rPr>
-        <w:rFonts w:hint="default" w:ascii="Wingdings" w:hAnsi="Wingdings"/>
+        <w:rFonts w:ascii="Wingdings" w:hAnsi="Wingdings" w:hint="default"/>
       </w:rPr>
     </w:lvl>
   </w:abstractNum>
@@ -6334,7 +5935,7 @@
         <w:ind w:left="720" w:hanging="360"/>
       </w:pPr>
       <w:rPr>
-        <w:rFonts w:hint="default" w:ascii="Symbol" w:hAnsi="Symbol"/>
+        <w:rFonts w:ascii="Symbol" w:hAnsi="Symbol" w:hint="default"/>
         <w:sz w:val="20"/>
       </w:rPr>
     </w:lvl>
@@ -6350,7 +5951,7 @@
         <w:ind w:left="1440" w:hanging="360"/>
       </w:pPr>
       <w:rPr>
-        <w:rFonts w:hint="default" w:ascii="Courier New" w:hAnsi="Courier New"/>
+        <w:rFonts w:ascii="Courier New" w:hAnsi="Courier New" w:hint="default"/>
         <w:sz w:val="20"/>
       </w:rPr>
     </w:lvl>
@@ -6366,7 +5967,7 @@
         <w:ind w:left="2160" w:hanging="360"/>
       </w:pPr>
       <w:rPr>
-        <w:rFonts w:hint="default" w:ascii="Wingdings" w:hAnsi="Wingdings"/>
+        <w:rFonts w:ascii="Wingdings" w:hAnsi="Wingdings" w:hint="default"/>
         <w:sz w:val="20"/>
       </w:rPr>
     </w:lvl>
@@ -6382,7 +5983,7 @@
         <w:ind w:left="2880" w:hanging="360"/>
       </w:pPr>
       <w:rPr>
-        <w:rFonts w:hint="default" w:ascii="Wingdings" w:hAnsi="Wingdings"/>
+        <w:rFonts w:ascii="Wingdings" w:hAnsi="Wingdings" w:hint="default"/>
         <w:sz w:val="20"/>
       </w:rPr>
     </w:lvl>
@@ -6398,7 +5999,7 @@
         <w:ind w:left="3600" w:hanging="360"/>
       </w:pPr>
       <w:rPr>
-        <w:rFonts w:hint="default" w:ascii="Wingdings" w:hAnsi="Wingdings"/>
+        <w:rFonts w:ascii="Wingdings" w:hAnsi="Wingdings" w:hint="default"/>
         <w:sz w:val="20"/>
       </w:rPr>
     </w:lvl>
@@ -6414,7 +6015,7 @@
         <w:ind w:left="4320" w:hanging="360"/>
       </w:pPr>
       <w:rPr>
-        <w:rFonts w:hint="default" w:ascii="Wingdings" w:hAnsi="Wingdings"/>
+        <w:rFonts w:ascii="Wingdings" w:hAnsi="Wingdings" w:hint="default"/>
         <w:sz w:val="20"/>
       </w:rPr>
     </w:lvl>
@@ -6430,7 +6031,7 @@
         <w:ind w:left="5040" w:hanging="360"/>
       </w:pPr>
       <w:rPr>
-        <w:rFonts w:hint="default" w:ascii="Wingdings" w:hAnsi="Wingdings"/>
+        <w:rFonts w:ascii="Wingdings" w:hAnsi="Wingdings" w:hint="default"/>
         <w:sz w:val="20"/>
       </w:rPr>
     </w:lvl>
@@ -6446,7 +6047,7 @@
         <w:ind w:left="5760" w:hanging="360"/>
       </w:pPr>
       <w:rPr>
-        <w:rFonts w:hint="default" w:ascii="Wingdings" w:hAnsi="Wingdings"/>
+        <w:rFonts w:ascii="Wingdings" w:hAnsi="Wingdings" w:hint="default"/>
         <w:sz w:val="20"/>
       </w:rPr>
     </w:lvl>
@@ -6462,7 +6063,7 @@
         <w:ind w:left="6480" w:hanging="360"/>
       </w:pPr>
       <w:rPr>
-        <w:rFonts w:hint="default" w:ascii="Wingdings" w:hAnsi="Wingdings"/>
+        <w:rFonts w:ascii="Wingdings" w:hAnsi="Wingdings" w:hint="default"/>
         <w:sz w:val="20"/>
       </w:rPr>
     </w:lvl>
@@ -6483,7 +6084,7 @@
         <w:ind w:left="720" w:hanging="360"/>
       </w:pPr>
       <w:rPr>
-        <w:rFonts w:hint="default" w:ascii="Symbol" w:hAnsi="Symbol"/>
+        <w:rFonts w:ascii="Symbol" w:hAnsi="Symbol" w:hint="default"/>
         <w:sz w:val="20"/>
       </w:rPr>
     </w:lvl>
@@ -6499,7 +6100,7 @@
         <w:ind w:left="1440" w:hanging="360"/>
       </w:pPr>
       <w:rPr>
-        <w:rFonts w:hint="default" w:ascii="Courier New" w:hAnsi="Courier New"/>
+        <w:rFonts w:ascii="Courier New" w:hAnsi="Courier New" w:hint="default"/>
         <w:sz w:val="20"/>
       </w:rPr>
     </w:lvl>
@@ -6515,7 +6116,7 @@
         <w:ind w:left="2160" w:hanging="360"/>
       </w:pPr>
       <w:rPr>
-        <w:rFonts w:hint="default" w:ascii="Wingdings" w:hAnsi="Wingdings"/>
+        <w:rFonts w:ascii="Wingdings" w:hAnsi="Wingdings" w:hint="default"/>
         <w:sz w:val="20"/>
       </w:rPr>
     </w:lvl>
@@ -6531,7 +6132,7 @@
         <w:ind w:left="2880" w:hanging="360"/>
       </w:pPr>
       <w:rPr>
-        <w:rFonts w:hint="default" w:ascii="Wingdings" w:hAnsi="Wingdings"/>
+        <w:rFonts w:ascii="Wingdings" w:hAnsi="Wingdings" w:hint="default"/>
         <w:sz w:val="20"/>
       </w:rPr>
     </w:lvl>
@@ -6547,7 +6148,7 @@
         <w:ind w:left="3600" w:hanging="360"/>
       </w:pPr>
       <w:rPr>
-        <w:rFonts w:hint="default" w:ascii="Wingdings" w:hAnsi="Wingdings"/>
+        <w:rFonts w:ascii="Wingdings" w:hAnsi="Wingdings" w:hint="default"/>
         <w:sz w:val="20"/>
       </w:rPr>
     </w:lvl>
@@ -6563,7 +6164,7 @@
         <w:ind w:left="4320" w:hanging="360"/>
       </w:pPr>
       <w:rPr>
-        <w:rFonts w:hint="default" w:ascii="Wingdings" w:hAnsi="Wingdings"/>
+        <w:rFonts w:ascii="Wingdings" w:hAnsi="Wingdings" w:hint="default"/>
         <w:sz w:val="20"/>
       </w:rPr>
     </w:lvl>
@@ -6579,7 +6180,7 @@
         <w:ind w:left="5040" w:hanging="360"/>
       </w:pPr>
       <w:rPr>
-        <w:rFonts w:hint="default" w:ascii="Wingdings" w:hAnsi="Wingdings"/>
+        <w:rFonts w:ascii="Wingdings" w:hAnsi="Wingdings" w:hint="default"/>
         <w:sz w:val="20"/>
       </w:rPr>
     </w:lvl>
@@ -6595,7 +6196,7 @@
         <w:ind w:left="5760" w:hanging="360"/>
       </w:pPr>
       <w:rPr>
-        <w:rFonts w:hint="default" w:ascii="Wingdings" w:hAnsi="Wingdings"/>
+        <w:rFonts w:ascii="Wingdings" w:hAnsi="Wingdings" w:hint="default"/>
         <w:sz w:val="20"/>
       </w:rPr>
     </w:lvl>
@@ -6611,7 +6212,7 @@
         <w:ind w:left="6480" w:hanging="360"/>
       </w:pPr>
       <w:rPr>
-        <w:rFonts w:hint="default" w:ascii="Wingdings" w:hAnsi="Wingdings"/>
+        <w:rFonts w:ascii="Wingdings" w:hAnsi="Wingdings" w:hint="default"/>
         <w:sz w:val="20"/>
       </w:rPr>
     </w:lvl>
@@ -6632,7 +6233,7 @@
         <w:ind w:left="720" w:hanging="360"/>
       </w:pPr>
       <w:rPr>
-        <w:rFonts w:hint="default" w:ascii="Symbol" w:hAnsi="Symbol"/>
+        <w:rFonts w:ascii="Symbol" w:hAnsi="Symbol" w:hint="default"/>
         <w:sz w:val="20"/>
       </w:rPr>
     </w:lvl>
@@ -6648,7 +6249,7 @@
         <w:ind w:left="1440" w:hanging="360"/>
       </w:pPr>
       <w:rPr>
-        <w:rFonts w:hint="default" w:ascii="Courier New" w:hAnsi="Courier New"/>
+        <w:rFonts w:ascii="Courier New" w:hAnsi="Courier New" w:hint="default"/>
         <w:sz w:val="20"/>
       </w:rPr>
     </w:lvl>
@@ -6664,7 +6265,7 @@
         <w:ind w:left="2160" w:hanging="360"/>
       </w:pPr>
       <w:rPr>
-        <w:rFonts w:hint="default" w:ascii="Wingdings" w:hAnsi="Wingdings"/>
+        <w:rFonts w:ascii="Wingdings" w:hAnsi="Wingdings" w:hint="default"/>
         <w:sz w:val="20"/>
       </w:rPr>
     </w:lvl>
@@ -6680,7 +6281,7 @@
         <w:ind w:left="2880" w:hanging="360"/>
       </w:pPr>
       <w:rPr>
-        <w:rFonts w:hint="default" w:ascii="Wingdings" w:hAnsi="Wingdings"/>
+        <w:rFonts w:ascii="Wingdings" w:hAnsi="Wingdings" w:hint="default"/>
         <w:sz w:val="20"/>
       </w:rPr>
     </w:lvl>
@@ -6696,7 +6297,7 @@
         <w:ind w:left="3600" w:hanging="360"/>
       </w:pPr>
       <w:rPr>
-        <w:rFonts w:hint="default" w:ascii="Wingdings" w:hAnsi="Wingdings"/>
+        <w:rFonts w:ascii="Wingdings" w:hAnsi="Wingdings" w:hint="default"/>
         <w:sz w:val="20"/>
       </w:rPr>
     </w:lvl>
@@ -6712,7 +6313,7 @@
         <w:ind w:left="4320" w:hanging="360"/>
       </w:pPr>
       <w:rPr>
-        <w:rFonts w:hint="default" w:ascii="Wingdings" w:hAnsi="Wingdings"/>
+        <w:rFonts w:ascii="Wingdings" w:hAnsi="Wingdings" w:hint="default"/>
         <w:sz w:val="20"/>
       </w:rPr>
     </w:lvl>
@@ -6728,7 +6329,7 @@
         <w:ind w:left="5040" w:hanging="360"/>
       </w:pPr>
       <w:rPr>
-        <w:rFonts w:hint="default" w:ascii="Wingdings" w:hAnsi="Wingdings"/>
+        <w:rFonts w:ascii="Wingdings" w:hAnsi="Wingdings" w:hint="default"/>
         <w:sz w:val="20"/>
       </w:rPr>
     </w:lvl>
@@ -6744,7 +6345,7 @@
         <w:ind w:left="5760" w:hanging="360"/>
       </w:pPr>
       <w:rPr>
-        <w:rFonts w:hint="default" w:ascii="Wingdings" w:hAnsi="Wingdings"/>
+        <w:rFonts w:ascii="Wingdings" w:hAnsi="Wingdings" w:hint="default"/>
         <w:sz w:val="20"/>
       </w:rPr>
     </w:lvl>
@@ -6760,7 +6361,7 @@
         <w:ind w:left="6480" w:hanging="360"/>
       </w:pPr>
       <w:rPr>
-        <w:rFonts w:hint="default" w:ascii="Wingdings" w:hAnsi="Wingdings"/>
+        <w:rFonts w:ascii="Wingdings" w:hAnsi="Wingdings" w:hint="default"/>
         <w:sz w:val="20"/>
       </w:rPr>
     </w:lvl>
@@ -6781,7 +6382,7 @@
         <w:ind w:left="720" w:hanging="360"/>
       </w:pPr>
       <w:rPr>
-        <w:rFonts w:hint="default" w:ascii="Symbol" w:hAnsi="Symbol"/>
+        <w:rFonts w:ascii="Symbol" w:hAnsi="Symbol" w:hint="default"/>
         <w:sz w:val="20"/>
       </w:rPr>
     </w:lvl>
@@ -6797,7 +6398,7 @@
         <w:ind w:left="1440" w:hanging="360"/>
       </w:pPr>
       <w:rPr>
-        <w:rFonts w:hint="default" w:ascii="Courier New" w:hAnsi="Courier New"/>
+        <w:rFonts w:ascii="Courier New" w:hAnsi="Courier New" w:hint="default"/>
         <w:sz w:val="20"/>
       </w:rPr>
     </w:lvl>
@@ -6813,7 +6414,7 @@
         <w:ind w:left="2160" w:hanging="360"/>
       </w:pPr>
       <w:rPr>
-        <w:rFonts w:hint="default" w:ascii="Wingdings" w:hAnsi="Wingdings"/>
+        <w:rFonts w:ascii="Wingdings" w:hAnsi="Wingdings" w:hint="default"/>
         <w:sz w:val="20"/>
       </w:rPr>
     </w:lvl>
@@ -6829,7 +6430,7 @@
         <w:ind w:left="2880" w:hanging="360"/>
       </w:pPr>
       <w:rPr>
-        <w:rFonts w:hint="default" w:ascii="Wingdings" w:hAnsi="Wingdings"/>
+        <w:rFonts w:ascii="Wingdings" w:hAnsi="Wingdings" w:hint="default"/>
         <w:sz w:val="20"/>
       </w:rPr>
     </w:lvl>
@@ -6845,7 +6446,7 @@
         <w:ind w:left="3600" w:hanging="360"/>
       </w:pPr>
       <w:rPr>
-        <w:rFonts w:hint="default" w:ascii="Wingdings" w:hAnsi="Wingdings"/>
+        <w:rFonts w:ascii="Wingdings" w:hAnsi="Wingdings" w:hint="default"/>
         <w:sz w:val="20"/>
       </w:rPr>
     </w:lvl>
@@ -6861,7 +6462,7 @@
         <w:ind w:left="4320" w:hanging="360"/>
       </w:pPr>
       <w:rPr>
-        <w:rFonts w:hint="default" w:ascii="Wingdings" w:hAnsi="Wingdings"/>
+        <w:rFonts w:ascii="Wingdings" w:hAnsi="Wingdings" w:hint="default"/>
         <w:sz w:val="20"/>
       </w:rPr>
     </w:lvl>
@@ -6877,7 +6478,7 @@
         <w:ind w:left="5040" w:hanging="360"/>
       </w:pPr>
       <w:rPr>
-        <w:rFonts w:hint="default" w:ascii="Wingdings" w:hAnsi="Wingdings"/>
+        <w:rFonts w:ascii="Wingdings" w:hAnsi="Wingdings" w:hint="default"/>
         <w:sz w:val="20"/>
       </w:rPr>
     </w:lvl>
@@ -6893,7 +6494,7 @@
         <w:ind w:left="5760" w:hanging="360"/>
       </w:pPr>
       <w:rPr>
-        <w:rFonts w:hint="default" w:ascii="Wingdings" w:hAnsi="Wingdings"/>
+        <w:rFonts w:ascii="Wingdings" w:hAnsi="Wingdings" w:hint="default"/>
         <w:sz w:val="20"/>
       </w:rPr>
     </w:lvl>
@@ -6909,7 +6510,7 @@
         <w:ind w:left="6480" w:hanging="360"/>
       </w:pPr>
       <w:rPr>
-        <w:rFonts w:hint="default" w:ascii="Wingdings" w:hAnsi="Wingdings"/>
+        <w:rFonts w:ascii="Wingdings" w:hAnsi="Wingdings" w:hint="default"/>
         <w:sz w:val="20"/>
       </w:rPr>
     </w:lvl>
@@ -6930,7 +6531,7 @@
         <w:ind w:left="720" w:hanging="360"/>
       </w:pPr>
       <w:rPr>
-        <w:rFonts w:hint="default" w:ascii="Symbol" w:hAnsi="Symbol"/>
+        <w:rFonts w:ascii="Symbol" w:hAnsi="Symbol" w:hint="default"/>
         <w:sz w:val="20"/>
       </w:rPr>
     </w:lvl>
@@ -6946,7 +6547,7 @@
         <w:ind w:left="1440" w:hanging="360"/>
       </w:pPr>
       <w:rPr>
-        <w:rFonts w:hint="default" w:ascii="Courier New" w:hAnsi="Courier New"/>
+        <w:rFonts w:ascii="Courier New" w:hAnsi="Courier New" w:hint="default"/>
         <w:sz w:val="20"/>
       </w:rPr>
     </w:lvl>
@@ -6962,7 +6563,7 @@
         <w:ind w:left="2160" w:hanging="360"/>
       </w:pPr>
       <w:rPr>
-        <w:rFonts w:hint="default" w:ascii="Wingdings" w:hAnsi="Wingdings"/>
+        <w:rFonts w:ascii="Wingdings" w:hAnsi="Wingdings" w:hint="default"/>
         <w:sz w:val="20"/>
       </w:rPr>
     </w:lvl>
@@ -6978,7 +6579,7 @@
         <w:ind w:left="2880" w:hanging="360"/>
       </w:pPr>
       <w:rPr>
-        <w:rFonts w:hint="default" w:ascii="Wingdings" w:hAnsi="Wingdings"/>
+        <w:rFonts w:ascii="Wingdings" w:hAnsi="Wingdings" w:hint="default"/>
         <w:sz w:val="20"/>
       </w:rPr>
     </w:lvl>
@@ -6994,7 +6595,7 @@
         <w:ind w:left="3600" w:hanging="360"/>
       </w:pPr>
       <w:rPr>
-        <w:rFonts w:hint="default" w:ascii="Wingdings" w:hAnsi="Wingdings"/>
+        <w:rFonts w:ascii="Wingdings" w:hAnsi="Wingdings" w:hint="default"/>
         <w:sz w:val="20"/>
       </w:rPr>
     </w:lvl>
@@ -7010,7 +6611,7 @@
         <w:ind w:left="4320" w:hanging="360"/>
       </w:pPr>
       <w:rPr>
-        <w:rFonts w:hint="default" w:ascii="Wingdings" w:hAnsi="Wingdings"/>
+        <w:rFonts w:ascii="Wingdings" w:hAnsi="Wingdings" w:hint="default"/>
         <w:sz w:val="20"/>
       </w:rPr>
     </w:lvl>
@@ -7026,7 +6627,7 @@
         <w:ind w:left="5040" w:hanging="360"/>
       </w:pPr>
       <w:rPr>
-        <w:rFonts w:hint="default" w:ascii="Wingdings" w:hAnsi="Wingdings"/>
+        <w:rFonts w:ascii="Wingdings" w:hAnsi="Wingdings" w:hint="default"/>
         <w:sz w:val="20"/>
       </w:rPr>
     </w:lvl>
@@ -7042,7 +6643,7 @@
         <w:ind w:left="5760" w:hanging="360"/>
       </w:pPr>
       <w:rPr>
-        <w:rFonts w:hint="default" w:ascii="Wingdings" w:hAnsi="Wingdings"/>
+        <w:rFonts w:ascii="Wingdings" w:hAnsi="Wingdings" w:hint="default"/>
         <w:sz w:val="20"/>
       </w:rPr>
     </w:lvl>
@@ -7058,7 +6659,7 @@
         <w:ind w:left="6480" w:hanging="360"/>
       </w:pPr>
       <w:rPr>
-        <w:rFonts w:hint="default" w:ascii="Wingdings" w:hAnsi="Wingdings"/>
+        <w:rFonts w:ascii="Wingdings" w:hAnsi="Wingdings" w:hint="default"/>
         <w:sz w:val="20"/>
       </w:rPr>
     </w:lvl>
@@ -7079,7 +6680,7 @@
         <w:ind w:left="720" w:hanging="360"/>
       </w:pPr>
       <w:rPr>
-        <w:rFonts w:hint="default" w:ascii="Symbol" w:hAnsi="Symbol"/>
+        <w:rFonts w:ascii="Symbol" w:hAnsi="Symbol" w:hint="default"/>
         <w:sz w:val="20"/>
       </w:rPr>
     </w:lvl>
@@ -7095,7 +6696,7 @@
         <w:ind w:left="1440" w:hanging="360"/>
       </w:pPr>
       <w:rPr>
-        <w:rFonts w:hint="default" w:ascii="Courier New" w:hAnsi="Courier New"/>
+        <w:rFonts w:ascii="Courier New" w:hAnsi="Courier New" w:hint="default"/>
         <w:sz w:val="20"/>
       </w:rPr>
     </w:lvl>
@@ -7111,7 +6712,7 @@
         <w:ind w:left="2160" w:hanging="360"/>
       </w:pPr>
       <w:rPr>
-        <w:rFonts w:hint="default" w:ascii="Wingdings" w:hAnsi="Wingdings"/>
+        <w:rFonts w:ascii="Wingdings" w:hAnsi="Wingdings" w:hint="default"/>
         <w:sz w:val="20"/>
       </w:rPr>
     </w:lvl>
@@ -7127,7 +6728,7 @@
         <w:ind w:left="2880" w:hanging="360"/>
       </w:pPr>
       <w:rPr>
-        <w:rFonts w:hint="default" w:ascii="Wingdings" w:hAnsi="Wingdings"/>
+        <w:rFonts w:ascii="Wingdings" w:hAnsi="Wingdings" w:hint="default"/>
         <w:sz w:val="20"/>
       </w:rPr>
     </w:lvl>
@@ -7143,7 +6744,7 @@
         <w:ind w:left="3600" w:hanging="360"/>
       </w:pPr>
       <w:rPr>
-        <w:rFonts w:hint="default" w:ascii="Wingdings" w:hAnsi="Wingdings"/>
+        <w:rFonts w:ascii="Wingdings" w:hAnsi="Wingdings" w:hint="default"/>
         <w:sz w:val="20"/>
       </w:rPr>
     </w:lvl>
@@ -7159,7 +6760,7 @@
         <w:ind w:left="4320" w:hanging="360"/>
       </w:pPr>
       <w:rPr>
-        <w:rFonts w:hint="default" w:ascii="Wingdings" w:hAnsi="Wingdings"/>
+        <w:rFonts w:ascii="Wingdings" w:hAnsi="Wingdings" w:hint="default"/>
         <w:sz w:val="20"/>
       </w:rPr>
     </w:lvl>
@@ -7175,7 +6776,7 @@
         <w:ind w:left="5040" w:hanging="360"/>
       </w:pPr>
       <w:rPr>
-        <w:rFonts w:hint="default" w:ascii="Wingdings" w:hAnsi="Wingdings"/>
+        <w:rFonts w:ascii="Wingdings" w:hAnsi="Wingdings" w:hint="default"/>
         <w:sz w:val="20"/>
       </w:rPr>
     </w:lvl>
@@ -7191,7 +6792,7 @@
         <w:ind w:left="5760" w:hanging="360"/>
       </w:pPr>
       <w:rPr>
-        <w:rFonts w:hint="default" w:ascii="Wingdings" w:hAnsi="Wingdings"/>
+        <w:rFonts w:ascii="Wingdings" w:hAnsi="Wingdings" w:hint="default"/>
         <w:sz w:val="20"/>
       </w:rPr>
     </w:lvl>
@@ -7207,7 +6808,7 @@
         <w:ind w:left="6480" w:hanging="360"/>
       </w:pPr>
       <w:rPr>
-        <w:rFonts w:hint="default" w:ascii="Wingdings" w:hAnsi="Wingdings"/>
+        <w:rFonts w:ascii="Wingdings" w:hAnsi="Wingdings" w:hint="default"/>
         <w:sz w:val="20"/>
       </w:rPr>
     </w:lvl>
@@ -7228,7 +6829,7 @@
         <w:ind w:left="720" w:hanging="360"/>
       </w:pPr>
       <w:rPr>
-        <w:rFonts w:hint="default" w:ascii="Symbol" w:hAnsi="Symbol"/>
+        <w:rFonts w:ascii="Symbol" w:hAnsi="Symbol" w:hint="default"/>
         <w:sz w:val="20"/>
       </w:rPr>
     </w:lvl>
@@ -7244,7 +6845,7 @@
         <w:ind w:left="1440" w:hanging="360"/>
       </w:pPr>
       <w:rPr>
-        <w:rFonts w:hint="default" w:ascii="Courier New" w:hAnsi="Courier New"/>
+        <w:rFonts w:ascii="Courier New" w:hAnsi="Courier New" w:hint="default"/>
         <w:sz w:val="20"/>
       </w:rPr>
     </w:lvl>
@@ -7260,7 +6861,7 @@
         <w:ind w:left="2160" w:hanging="360"/>
       </w:pPr>
       <w:rPr>
-        <w:rFonts w:hint="default" w:ascii="Wingdings" w:hAnsi="Wingdings"/>
+        <w:rFonts w:ascii="Wingdings" w:hAnsi="Wingdings" w:hint="default"/>
         <w:sz w:val="20"/>
       </w:rPr>
     </w:lvl>
@@ -7276,7 +6877,7 @@
         <w:ind w:left="2880" w:hanging="360"/>
       </w:pPr>
       <w:rPr>
-        <w:rFonts w:hint="default" w:ascii="Wingdings" w:hAnsi="Wingdings"/>
+        <w:rFonts w:ascii="Wingdings" w:hAnsi="Wingdings" w:hint="default"/>
         <w:sz w:val="20"/>
       </w:rPr>
     </w:lvl>
@@ -7292,7 +6893,7 @@
         <w:ind w:left="3600" w:hanging="360"/>
       </w:pPr>
       <w:rPr>
-        <w:rFonts w:hint="default" w:ascii="Wingdings" w:hAnsi="Wingdings"/>
+        <w:rFonts w:ascii="Wingdings" w:hAnsi="Wingdings" w:hint="default"/>
         <w:sz w:val="20"/>
       </w:rPr>
     </w:lvl>
@@ -7308,7 +6909,7 @@
         <w:ind w:left="4320" w:hanging="360"/>
       </w:pPr>
       <w:rPr>
-        <w:rFonts w:hint="default" w:ascii="Wingdings" w:hAnsi="Wingdings"/>
+        <w:rFonts w:ascii="Wingdings" w:hAnsi="Wingdings" w:hint="default"/>
         <w:sz w:val="20"/>
       </w:rPr>
     </w:lvl>
@@ -7324,7 +6925,7 @@
         <w:ind w:left="5040" w:hanging="360"/>
       </w:pPr>
       <w:rPr>
-        <w:rFonts w:hint="default" w:ascii="Wingdings" w:hAnsi="Wingdings"/>
+        <w:rFonts w:ascii="Wingdings" w:hAnsi="Wingdings" w:hint="default"/>
         <w:sz w:val="20"/>
       </w:rPr>
     </w:lvl>
@@ -7340,7 +6941,7 @@
         <w:ind w:left="5760" w:hanging="360"/>
       </w:pPr>
       <w:rPr>
-        <w:rFonts w:hint="default" w:ascii="Wingdings" w:hAnsi="Wingdings"/>
+        <w:rFonts w:ascii="Wingdings" w:hAnsi="Wingdings" w:hint="default"/>
         <w:sz w:val="20"/>
       </w:rPr>
     </w:lvl>
@@ -7356,7 +6957,7 @@
         <w:ind w:left="6480" w:hanging="360"/>
       </w:pPr>
       <w:rPr>
-        <w:rFonts w:hint="default" w:ascii="Wingdings" w:hAnsi="Wingdings"/>
+        <w:rFonts w:ascii="Wingdings" w:hAnsi="Wingdings" w:hint="default"/>
         <w:sz w:val="20"/>
       </w:rPr>
     </w:lvl>
@@ -7377,7 +6978,7 @@
         <w:ind w:left="720" w:hanging="360"/>
       </w:pPr>
       <w:rPr>
-        <w:rFonts w:hint="default" w:ascii="Symbol" w:hAnsi="Symbol"/>
+        <w:rFonts w:ascii="Symbol" w:hAnsi="Symbol" w:hint="default"/>
         <w:sz w:val="20"/>
       </w:rPr>
     </w:lvl>
@@ -7393,7 +6994,7 @@
         <w:ind w:left="1440" w:hanging="360"/>
       </w:pPr>
       <w:rPr>
-        <w:rFonts w:hint="default" w:ascii="Courier New" w:hAnsi="Courier New"/>
+        <w:rFonts w:ascii="Courier New" w:hAnsi="Courier New" w:hint="default"/>
         <w:sz w:val="20"/>
       </w:rPr>
     </w:lvl>
@@ -7409,7 +7010,7 @@
         <w:ind w:left="2160" w:hanging="360"/>
       </w:pPr>
       <w:rPr>
-        <w:rFonts w:hint="default" w:ascii="Wingdings" w:hAnsi="Wingdings"/>
+        <w:rFonts w:ascii="Wingdings" w:hAnsi="Wingdings" w:hint="default"/>
         <w:sz w:val="20"/>
       </w:rPr>
     </w:lvl>
@@ -7425,7 +7026,7 @@
         <w:ind w:left="2880" w:hanging="360"/>
       </w:pPr>
       <w:rPr>
-        <w:rFonts w:hint="default" w:ascii="Wingdings" w:hAnsi="Wingdings"/>
+        <w:rFonts w:ascii="Wingdings" w:hAnsi="Wingdings" w:hint="default"/>
         <w:sz w:val="20"/>
       </w:rPr>
     </w:lvl>
@@ -7441,7 +7042,7 @@
         <w:ind w:left="3600" w:hanging="360"/>
       </w:pPr>
       <w:rPr>
-        <w:rFonts w:hint="default" w:ascii="Wingdings" w:hAnsi="Wingdings"/>
+        <w:rFonts w:ascii="Wingdings" w:hAnsi="Wingdings" w:hint="default"/>
         <w:sz w:val="20"/>
       </w:rPr>
     </w:lvl>
@@ -7457,7 +7058,7 @@
         <w:ind w:left="4320" w:hanging="360"/>
       </w:pPr>
       <w:rPr>
-        <w:rFonts w:hint="default" w:ascii="Wingdings" w:hAnsi="Wingdings"/>
+        <w:rFonts w:ascii="Wingdings" w:hAnsi="Wingdings" w:hint="default"/>
         <w:sz w:val="20"/>
       </w:rPr>
     </w:lvl>
@@ -7473,7 +7074,7 @@
         <w:ind w:left="5040" w:hanging="360"/>
       </w:pPr>
       <w:rPr>
-        <w:rFonts w:hint="default" w:ascii="Wingdings" w:hAnsi="Wingdings"/>
+        <w:rFonts w:ascii="Wingdings" w:hAnsi="Wingdings" w:hint="default"/>
         <w:sz w:val="20"/>
       </w:rPr>
     </w:lvl>
@@ -7489,7 +7090,7 @@
         <w:ind w:left="5760" w:hanging="360"/>
       </w:pPr>
       <w:rPr>
-        <w:rFonts w:hint="default" w:ascii="Wingdings" w:hAnsi="Wingdings"/>
+        <w:rFonts w:ascii="Wingdings" w:hAnsi="Wingdings" w:hint="default"/>
         <w:sz w:val="20"/>
       </w:rPr>
     </w:lvl>
@@ -7505,7 +7106,7 @@
         <w:ind w:left="6480" w:hanging="360"/>
       </w:pPr>
       <w:rPr>
-        <w:rFonts w:hint="default" w:ascii="Wingdings" w:hAnsi="Wingdings"/>
+        <w:rFonts w:ascii="Wingdings" w:hAnsi="Wingdings" w:hint="default"/>
         <w:sz w:val="20"/>
       </w:rPr>
     </w:lvl>
@@ -7526,7 +7127,7 @@
         <w:ind w:left="720" w:hanging="360"/>
       </w:pPr>
       <w:rPr>
-        <w:rFonts w:hint="default" w:ascii="Symbol" w:hAnsi="Symbol"/>
+        <w:rFonts w:ascii="Symbol" w:hAnsi="Symbol" w:hint="default"/>
         <w:sz w:val="20"/>
       </w:rPr>
     </w:lvl>
@@ -7542,7 +7143,7 @@
         <w:ind w:left="1440" w:hanging="360"/>
       </w:pPr>
       <w:rPr>
-        <w:rFonts w:hint="default" w:ascii="Courier New" w:hAnsi="Courier New"/>
+        <w:rFonts w:ascii="Courier New" w:hAnsi="Courier New" w:hint="default"/>
         <w:sz w:val="20"/>
       </w:rPr>
     </w:lvl>
@@ -7558,7 +7159,7 @@
         <w:ind w:left="2160" w:hanging="360"/>
       </w:pPr>
       <w:rPr>
-        <w:rFonts w:hint="default" w:ascii="Wingdings" w:hAnsi="Wingdings"/>
+        <w:rFonts w:ascii="Wingdings" w:hAnsi="Wingdings" w:hint="default"/>
         <w:sz w:val="20"/>
       </w:rPr>
     </w:lvl>
@@ -7574,7 +7175,7 @@
         <w:ind w:left="2880" w:hanging="360"/>
       </w:pPr>
       <w:rPr>
-        <w:rFonts w:hint="default" w:ascii="Wingdings" w:hAnsi="Wingdings"/>
+        <w:rFonts w:ascii="Wingdings" w:hAnsi="Wingdings" w:hint="default"/>
         <w:sz w:val="20"/>
       </w:rPr>
     </w:lvl>
@@ -7590,7 +7191,7 @@
         <w:ind w:left="3600" w:hanging="360"/>
       </w:pPr>
       <w:rPr>
-        <w:rFonts w:hint="default" w:ascii="Wingdings" w:hAnsi="Wingdings"/>
+        <w:rFonts w:ascii="Wingdings" w:hAnsi="Wingdings" w:hint="default"/>
         <w:sz w:val="20"/>
       </w:rPr>
     </w:lvl>
@@ -7606,7 +7207,7 @@
         <w:ind w:left="4320" w:hanging="360"/>
       </w:pPr>
       <w:rPr>
-        <w:rFonts w:hint="default" w:ascii="Wingdings" w:hAnsi="Wingdings"/>
+        <w:rFonts w:ascii="Wingdings" w:hAnsi="Wingdings" w:hint="default"/>
         <w:sz w:val="20"/>
       </w:rPr>
     </w:lvl>
@@ -7622,7 +7223,7 @@
         <w:ind w:left="5040" w:hanging="360"/>
       </w:pPr>
       <w:rPr>
-        <w:rFonts w:hint="default" w:ascii="Wingdings" w:hAnsi="Wingdings"/>
+        <w:rFonts w:ascii="Wingdings" w:hAnsi="Wingdings" w:hint="default"/>
         <w:sz w:val="20"/>
       </w:rPr>
     </w:lvl>
@@ -7638,7 +7239,7 @@
         <w:ind w:left="5760" w:hanging="360"/>
       </w:pPr>
       <w:rPr>
-        <w:rFonts w:hint="default" w:ascii="Wingdings" w:hAnsi="Wingdings"/>
+        <w:rFonts w:ascii="Wingdings" w:hAnsi="Wingdings" w:hint="default"/>
         <w:sz w:val="20"/>
       </w:rPr>
     </w:lvl>
@@ -7654,7 +7255,7 @@
         <w:ind w:left="6480" w:hanging="360"/>
       </w:pPr>
       <w:rPr>
-        <w:rFonts w:hint="default" w:ascii="Wingdings" w:hAnsi="Wingdings"/>
+        <w:rFonts w:ascii="Wingdings" w:hAnsi="Wingdings" w:hint="default"/>
         <w:sz w:val="20"/>
       </w:rPr>
     </w:lvl>
@@ -7675,7 +7276,7 @@
         <w:ind w:left="720" w:hanging="360"/>
       </w:pPr>
       <w:rPr>
-        <w:rFonts w:hint="default" w:ascii="Symbol" w:hAnsi="Symbol"/>
+        <w:rFonts w:ascii="Symbol" w:hAnsi="Symbol" w:hint="default"/>
         <w:sz w:val="20"/>
       </w:rPr>
     </w:lvl>
@@ -7691,7 +7292,7 @@
         <w:ind w:left="1440" w:hanging="360"/>
       </w:pPr>
       <w:rPr>
-        <w:rFonts w:hint="default" w:ascii="Courier New" w:hAnsi="Courier New"/>
+        <w:rFonts w:ascii="Courier New" w:hAnsi="Courier New" w:hint="default"/>
         <w:sz w:val="20"/>
       </w:rPr>
     </w:lvl>
@@ -7707,7 +7308,7 @@
         <w:ind w:left="2160" w:hanging="360"/>
       </w:pPr>
       <w:rPr>
-        <w:rFonts w:hint="default" w:ascii="Wingdings" w:hAnsi="Wingdings"/>
+        <w:rFonts w:ascii="Wingdings" w:hAnsi="Wingdings" w:hint="default"/>
         <w:sz w:val="20"/>
       </w:rPr>
     </w:lvl>
@@ -7723,7 +7324,7 @@
         <w:ind w:left="2880" w:hanging="360"/>
       </w:pPr>
       <w:rPr>
-        <w:rFonts w:hint="default" w:ascii="Wingdings" w:hAnsi="Wingdings"/>
+        <w:rFonts w:ascii="Wingdings" w:hAnsi="Wingdings" w:hint="default"/>
         <w:sz w:val="20"/>
       </w:rPr>
     </w:lvl>
@@ -7739,7 +7340,7 @@
         <w:ind w:left="3600" w:hanging="360"/>
       </w:pPr>
       <w:rPr>
-        <w:rFonts w:hint="default" w:ascii="Wingdings" w:hAnsi="Wingdings"/>
+        <w:rFonts w:ascii="Wingdings" w:hAnsi="Wingdings" w:hint="default"/>
         <w:sz w:val="20"/>
       </w:rPr>
     </w:lvl>
@@ -7755,7 +7356,7 @@
         <w:ind w:left="4320" w:hanging="360"/>
       </w:pPr>
       <w:rPr>
-        <w:rFonts w:hint="default" w:ascii="Wingdings" w:hAnsi="Wingdings"/>
+        <w:rFonts w:ascii="Wingdings" w:hAnsi="Wingdings" w:hint="default"/>
         <w:sz w:val="20"/>
       </w:rPr>
     </w:lvl>
@@ -7771,7 +7372,7 @@
         <w:ind w:left="5040" w:hanging="360"/>
       </w:pPr>
       <w:rPr>
-        <w:rFonts w:hint="default" w:ascii="Wingdings" w:hAnsi="Wingdings"/>
+        <w:rFonts w:ascii="Wingdings" w:hAnsi="Wingdings" w:hint="default"/>
         <w:sz w:val="20"/>
       </w:rPr>
     </w:lvl>
@@ -7787,7 +7388,7 @@
         <w:ind w:left="5760" w:hanging="360"/>
       </w:pPr>
       <w:rPr>
-        <w:rFonts w:hint="default" w:ascii="Wingdings" w:hAnsi="Wingdings"/>
+        <w:rFonts w:ascii="Wingdings" w:hAnsi="Wingdings" w:hint="default"/>
         <w:sz w:val="20"/>
       </w:rPr>
     </w:lvl>
@@ -7803,7 +7404,7 @@
         <w:ind w:left="6480" w:hanging="360"/>
       </w:pPr>
       <w:rPr>
-        <w:rFonts w:hint="default" w:ascii="Wingdings" w:hAnsi="Wingdings"/>
+        <w:rFonts w:ascii="Wingdings" w:hAnsi="Wingdings" w:hint="default"/>
         <w:sz w:val="20"/>
       </w:rPr>
     </w:lvl>
@@ -7824,7 +7425,7 @@
         <w:ind w:left="720" w:hanging="360"/>
       </w:pPr>
       <w:rPr>
-        <w:rFonts w:hint="default" w:ascii="Symbol" w:hAnsi="Symbol"/>
+        <w:rFonts w:ascii="Symbol" w:hAnsi="Symbol" w:hint="default"/>
         <w:sz w:val="20"/>
       </w:rPr>
     </w:lvl>
@@ -7840,7 +7441,7 @@
         <w:ind w:left="1440" w:hanging="360"/>
       </w:pPr>
       <w:rPr>
-        <w:rFonts w:hint="default" w:ascii="Courier New" w:hAnsi="Courier New"/>
+        <w:rFonts w:ascii="Courier New" w:hAnsi="Courier New" w:hint="default"/>
         <w:sz w:val="20"/>
       </w:rPr>
     </w:lvl>
@@ -7856,7 +7457,7 @@
         <w:ind w:left="2160" w:hanging="360"/>
       </w:pPr>
       <w:rPr>
-        <w:rFonts w:hint="default" w:ascii="Wingdings" w:hAnsi="Wingdings"/>
+        <w:rFonts w:ascii="Wingdings" w:hAnsi="Wingdings" w:hint="default"/>
         <w:sz w:val="20"/>
       </w:rPr>
     </w:lvl>
@@ -7872,7 +7473,7 @@
         <w:ind w:left="2880" w:hanging="360"/>
       </w:pPr>
       <w:rPr>
-        <w:rFonts w:hint="default" w:ascii="Wingdings" w:hAnsi="Wingdings"/>
+        <w:rFonts w:ascii="Wingdings" w:hAnsi="Wingdings" w:hint="default"/>
         <w:sz w:val="20"/>
       </w:rPr>
     </w:lvl>
@@ -7888,7 +7489,7 @@
         <w:ind w:left="3600" w:hanging="360"/>
       </w:pPr>
       <w:rPr>
-        <w:rFonts w:hint="default" w:ascii="Wingdings" w:hAnsi="Wingdings"/>
+        <w:rFonts w:ascii="Wingdings" w:hAnsi="Wingdings" w:hint="default"/>
         <w:sz w:val="20"/>
       </w:rPr>
     </w:lvl>
@@ -7904,7 +7505,7 @@
         <w:ind w:left="4320" w:hanging="360"/>
       </w:pPr>
       <w:rPr>
-        <w:rFonts w:hint="default" w:ascii="Wingdings" w:hAnsi="Wingdings"/>
+        <w:rFonts w:ascii="Wingdings" w:hAnsi="Wingdings" w:hint="default"/>
         <w:sz w:val="20"/>
       </w:rPr>
     </w:lvl>
@@ -7920,7 +7521,7 @@
         <w:ind w:left="5040" w:hanging="360"/>
       </w:pPr>
       <w:rPr>
-        <w:rFonts w:hint="default" w:ascii="Wingdings" w:hAnsi="Wingdings"/>
+        <w:rFonts w:ascii="Wingdings" w:hAnsi="Wingdings" w:hint="default"/>
         <w:sz w:val="20"/>
       </w:rPr>
     </w:lvl>
@@ -7936,7 +7537,7 @@
         <w:ind w:left="5760" w:hanging="360"/>
       </w:pPr>
       <w:rPr>
-        <w:rFonts w:hint="default" w:ascii="Wingdings" w:hAnsi="Wingdings"/>
+        <w:rFonts w:ascii="Wingdings" w:hAnsi="Wingdings" w:hint="default"/>
         <w:sz w:val="20"/>
       </w:rPr>
     </w:lvl>
@@ -7952,7 +7553,7 @@
         <w:ind w:left="6480" w:hanging="360"/>
       </w:pPr>
       <w:rPr>
-        <w:rFonts w:hint="default" w:ascii="Wingdings" w:hAnsi="Wingdings"/>
+        <w:rFonts w:ascii="Wingdings" w:hAnsi="Wingdings" w:hint="default"/>
         <w:sz w:val="20"/>
       </w:rPr>
     </w:lvl>
@@ -7973,7 +7574,7 @@
         <w:ind w:left="720" w:hanging="360"/>
       </w:pPr>
       <w:rPr>
-        <w:rFonts w:hint="default" w:ascii="Symbol" w:hAnsi="Symbol"/>
+        <w:rFonts w:ascii="Symbol" w:hAnsi="Symbol" w:hint="default"/>
         <w:sz w:val="20"/>
       </w:rPr>
     </w:lvl>
@@ -7989,7 +7590,7 @@
         <w:ind w:left="1440" w:hanging="360"/>
       </w:pPr>
       <w:rPr>
-        <w:rFonts w:hint="default" w:ascii="Courier New" w:hAnsi="Courier New"/>
+        <w:rFonts w:ascii="Courier New" w:hAnsi="Courier New" w:hint="default"/>
         <w:sz w:val="20"/>
       </w:rPr>
     </w:lvl>
@@ -8005,7 +7606,7 @@
         <w:ind w:left="2160" w:hanging="360"/>
       </w:pPr>
       <w:rPr>
-        <w:rFonts w:hint="default" w:ascii="Wingdings" w:hAnsi="Wingdings"/>
+        <w:rFonts w:ascii="Wingdings" w:hAnsi="Wingdings" w:hint="default"/>
         <w:sz w:val="20"/>
       </w:rPr>
     </w:lvl>
@@ -8021,7 +7622,7 @@
         <w:ind w:left="2880" w:hanging="360"/>
       </w:pPr>
       <w:rPr>
-        <w:rFonts w:hint="default" w:ascii="Wingdings" w:hAnsi="Wingdings"/>
+        <w:rFonts w:ascii="Wingdings" w:hAnsi="Wingdings" w:hint="default"/>
         <w:sz w:val="20"/>
       </w:rPr>
     </w:lvl>
@@ -8037,7 +7638,7 @@
         <w:ind w:left="3600" w:hanging="360"/>
       </w:pPr>
       <w:rPr>
-        <w:rFonts w:hint="default" w:ascii="Wingdings" w:hAnsi="Wingdings"/>
+        <w:rFonts w:ascii="Wingdings" w:hAnsi="Wingdings" w:hint="default"/>
         <w:sz w:val="20"/>
       </w:rPr>
     </w:lvl>
@@ -8053,7 +7654,7 @@
         <w:ind w:left="4320" w:hanging="360"/>
       </w:pPr>
       <w:rPr>
-        <w:rFonts w:hint="default" w:ascii="Wingdings" w:hAnsi="Wingdings"/>
+        <w:rFonts w:ascii="Wingdings" w:hAnsi="Wingdings" w:hint="default"/>
         <w:sz w:val="20"/>
       </w:rPr>
     </w:lvl>
@@ -8069,7 +7670,7 @@
         <w:ind w:left="5040" w:hanging="360"/>
       </w:pPr>
       <w:rPr>
-        <w:rFonts w:hint="default" w:ascii="Wingdings" w:hAnsi="Wingdings"/>
+        <w:rFonts w:ascii="Wingdings" w:hAnsi="Wingdings" w:hint="default"/>
         <w:sz w:val="20"/>
       </w:rPr>
     </w:lvl>
@@ -8085,7 +7686,7 @@
         <w:ind w:left="5760" w:hanging="360"/>
       </w:pPr>
       <w:rPr>
-        <w:rFonts w:hint="default" w:ascii="Wingdings" w:hAnsi="Wingdings"/>
+        <w:rFonts w:ascii="Wingdings" w:hAnsi="Wingdings" w:hint="default"/>
         <w:sz w:val="20"/>
       </w:rPr>
     </w:lvl>
@@ -8101,7 +7702,7 @@
         <w:ind w:left="6480" w:hanging="360"/>
       </w:pPr>
       <w:rPr>
-        <w:rFonts w:hint="default" w:ascii="Wingdings" w:hAnsi="Wingdings"/>
+        <w:rFonts w:ascii="Wingdings" w:hAnsi="Wingdings" w:hint="default"/>
         <w:sz w:val="20"/>
       </w:rPr>
     </w:lvl>
@@ -8122,7 +7723,7 @@
         <w:ind w:left="720" w:hanging="360"/>
       </w:pPr>
       <w:rPr>
-        <w:rFonts w:hint="default" w:ascii="Symbol" w:hAnsi="Symbol"/>
+        <w:rFonts w:ascii="Symbol" w:hAnsi="Symbol" w:hint="default"/>
         <w:sz w:val="20"/>
       </w:rPr>
     </w:lvl>
@@ -8138,7 +7739,7 @@
         <w:ind w:left="1440" w:hanging="360"/>
       </w:pPr>
       <w:rPr>
-        <w:rFonts w:hint="default" w:ascii="Courier New" w:hAnsi="Courier New"/>
+        <w:rFonts w:ascii="Courier New" w:hAnsi="Courier New" w:hint="default"/>
         <w:sz w:val="20"/>
       </w:rPr>
     </w:lvl>
@@ -8154,7 +7755,7 @@
         <w:ind w:left="2160" w:hanging="360"/>
       </w:pPr>
       <w:rPr>
-        <w:rFonts w:hint="default" w:ascii="Wingdings" w:hAnsi="Wingdings"/>
+        <w:rFonts w:ascii="Wingdings" w:hAnsi="Wingdings" w:hint="default"/>
         <w:sz w:val="20"/>
       </w:rPr>
     </w:lvl>
@@ -8170,7 +7771,7 @@
         <w:ind w:left="2880" w:hanging="360"/>
       </w:pPr>
       <w:rPr>
-        <w:rFonts w:hint="default" w:ascii="Wingdings" w:hAnsi="Wingdings"/>
+        <w:rFonts w:ascii="Wingdings" w:hAnsi="Wingdings" w:hint="default"/>
         <w:sz w:val="20"/>
       </w:rPr>
     </w:lvl>
@@ -8186,7 +7787,7 @@
         <w:ind w:left="3600" w:hanging="360"/>
       </w:pPr>
       <w:rPr>
-        <w:rFonts w:hint="default" w:ascii="Wingdings" w:hAnsi="Wingdings"/>
+        <w:rFonts w:ascii="Wingdings" w:hAnsi="Wingdings" w:hint="default"/>
         <w:sz w:val="20"/>
       </w:rPr>
     </w:lvl>
@@ -8202,7 +7803,7 @@
         <w:ind w:left="4320" w:hanging="360"/>
       </w:pPr>
       <w:rPr>
-        <w:rFonts w:hint="default" w:ascii="Wingdings" w:hAnsi="Wingdings"/>
+        <w:rFonts w:ascii="Wingdings" w:hAnsi="Wingdings" w:hint="default"/>
         <w:sz w:val="20"/>
       </w:rPr>
     </w:lvl>
@@ -8218,7 +7819,7 @@
         <w:ind w:left="5040" w:hanging="360"/>
       </w:pPr>
       <w:rPr>
-        <w:rFonts w:hint="default" w:ascii="Wingdings" w:hAnsi="Wingdings"/>
+        <w:rFonts w:ascii="Wingdings" w:hAnsi="Wingdings" w:hint="default"/>
         <w:sz w:val="20"/>
       </w:rPr>
     </w:lvl>
@@ -8234,7 +7835,7 @@
         <w:ind w:left="5760" w:hanging="360"/>
       </w:pPr>
       <w:rPr>
-        <w:rFonts w:hint="default" w:ascii="Wingdings" w:hAnsi="Wingdings"/>
+        <w:rFonts w:ascii="Wingdings" w:hAnsi="Wingdings" w:hint="default"/>
         <w:sz w:val="20"/>
       </w:rPr>
     </w:lvl>
@@ -8250,7 +7851,7 @@
         <w:ind w:left="6480" w:hanging="360"/>
       </w:pPr>
       <w:rPr>
-        <w:rFonts w:hint="default" w:ascii="Wingdings" w:hAnsi="Wingdings"/>
+        <w:rFonts w:ascii="Wingdings" w:hAnsi="Wingdings" w:hint="default"/>
         <w:sz w:val="20"/>
       </w:rPr>
     </w:lvl>
@@ -8271,7 +7872,7 @@
         <w:ind w:left="720" w:hanging="360"/>
       </w:pPr>
       <w:rPr>
-        <w:rFonts w:hint="default" w:ascii="Symbol" w:hAnsi="Symbol"/>
+        <w:rFonts w:ascii="Symbol" w:hAnsi="Symbol" w:hint="default"/>
         <w:sz w:val="20"/>
       </w:rPr>
     </w:lvl>
@@ -8287,7 +7888,7 @@
         <w:ind w:left="1440" w:hanging="360"/>
       </w:pPr>
       <w:rPr>
-        <w:rFonts w:hint="default" w:ascii="Courier New" w:hAnsi="Courier New"/>
+        <w:rFonts w:ascii="Courier New" w:hAnsi="Courier New" w:hint="default"/>
         <w:sz w:val="20"/>
       </w:rPr>
     </w:lvl>
@@ -8303,7 +7904,7 @@
         <w:ind w:left="2160" w:hanging="360"/>
       </w:pPr>
       <w:rPr>
-        <w:rFonts w:hint="default" w:ascii="Wingdings" w:hAnsi="Wingdings"/>
+        <w:rFonts w:ascii="Wingdings" w:hAnsi="Wingdings" w:hint="default"/>
         <w:sz w:val="20"/>
       </w:rPr>
     </w:lvl>
@@ -8319,7 +7920,7 @@
         <w:ind w:left="2880" w:hanging="360"/>
       </w:pPr>
       <w:rPr>
-        <w:rFonts w:hint="default" w:ascii="Wingdings" w:hAnsi="Wingdings"/>
+        <w:rFonts w:ascii="Wingdings" w:hAnsi="Wingdings" w:hint="default"/>
         <w:sz w:val="20"/>
       </w:rPr>
     </w:lvl>
@@ -8335,7 +7936,7 @@
         <w:ind w:left="3600" w:hanging="360"/>
       </w:pPr>
       <w:rPr>
-        <w:rFonts w:hint="default" w:ascii="Wingdings" w:hAnsi="Wingdings"/>
+        <w:rFonts w:ascii="Wingdings" w:hAnsi="Wingdings" w:hint="default"/>
         <w:sz w:val="20"/>
       </w:rPr>
     </w:lvl>
@@ -8351,7 +7952,7 @@
         <w:ind w:left="4320" w:hanging="360"/>
       </w:pPr>
       <w:rPr>
-        <w:rFonts w:hint="default" w:ascii="Wingdings" w:hAnsi="Wingdings"/>
+        <w:rFonts w:ascii="Wingdings" w:hAnsi="Wingdings" w:hint="default"/>
         <w:sz w:val="20"/>
       </w:rPr>
     </w:lvl>
@@ -8367,7 +7968,7 @@
         <w:ind w:left="5040" w:hanging="360"/>
       </w:pPr>
       <w:rPr>
-        <w:rFonts w:hint="default" w:ascii="Wingdings" w:hAnsi="Wingdings"/>
+        <w:rFonts w:ascii="Wingdings" w:hAnsi="Wingdings" w:hint="default"/>
         <w:sz w:val="20"/>
       </w:rPr>
     </w:lvl>
@@ -8383,7 +7984,7 @@
         <w:ind w:left="5760" w:hanging="360"/>
       </w:pPr>
       <w:rPr>
-        <w:rFonts w:hint="default" w:ascii="Wingdings" w:hAnsi="Wingdings"/>
+        <w:rFonts w:ascii="Wingdings" w:hAnsi="Wingdings" w:hint="default"/>
         <w:sz w:val="20"/>
       </w:rPr>
     </w:lvl>
@@ -8399,7 +8000,7 @@
         <w:ind w:left="6480" w:hanging="360"/>
       </w:pPr>
       <w:rPr>
-        <w:rFonts w:hint="default" w:ascii="Wingdings" w:hAnsi="Wingdings"/>
+        <w:rFonts w:ascii="Wingdings" w:hAnsi="Wingdings" w:hint="default"/>
         <w:sz w:val="20"/>
       </w:rPr>
     </w:lvl>
@@ -8459,11 +8060,11 @@
 </file>
 
 <file path=word/styles.xml><?xml version="1.0" encoding="utf-8"?>
-<w:styles xmlns:wp14="http://schemas.microsoft.com/office/word/2010/wordprocessingDrawing" xmlns:mc="http://schemas.openxmlformats.org/markup-compatibility/2006" xmlns:r="http://schemas.openxmlformats.org/officeDocument/2006/relationships" xmlns:w="http://schemas.openxmlformats.org/wordprocessingml/2006/main" xmlns:w14="http://schemas.microsoft.com/office/word/2010/wordml" xmlns:w15="http://schemas.microsoft.com/office/word/2012/wordml" xmlns:w16cex="http://schemas.microsoft.com/office/word/2018/wordml/cex" xmlns:w16cid="http://schemas.microsoft.com/office/word/2016/wordml/cid" xmlns:w16="http://schemas.microsoft.com/office/word/2018/wordml" xmlns:w16du="http://schemas.microsoft.com/office/word/2023/wordml/word16du" xmlns:w16sdtdh="http://schemas.microsoft.com/office/word/2020/wordml/sdtdatahash" xmlns:w16sdtfl="http://schemas.microsoft.com/office/word/2024/wordml/sdtformatlock" xmlns:w16se="http://schemas.microsoft.com/office/word/2015/wordml/symex" mc:Ignorable="w14 w15 w16se w16cid w16 w16cex w16sdtdh w16sdtfl w16du wp14">
+<w:styles xmlns:mc="http://schemas.openxmlformats.org/markup-compatibility/2006" xmlns:r="http://schemas.openxmlformats.org/officeDocument/2006/relationships" xmlns:w="http://schemas.openxmlformats.org/wordprocessingml/2006/main" xmlns:w14="http://schemas.microsoft.com/office/word/2010/wordml" xmlns:w15="http://schemas.microsoft.com/office/word/2012/wordml" xmlns:w16cex="http://schemas.microsoft.com/office/word/2018/wordml/cex" xmlns:w16cid="http://schemas.microsoft.com/office/word/2016/wordml/cid" xmlns:w16="http://schemas.microsoft.com/office/word/2018/wordml" xmlns:w16du="http://schemas.microsoft.com/office/word/2023/wordml/word16du" xmlns:w16sdtdh="http://schemas.microsoft.com/office/word/2020/wordml/sdtdatahash" xmlns:w16sdtfl="http://schemas.microsoft.com/office/word/2024/wordml/sdtformatlock" xmlns:w16se="http://schemas.microsoft.com/office/word/2015/wordml/symex" mc:Ignorable="w14 w15 w16se w16cid w16 w16cex w16sdtdh w16sdtfl w16du">
   <w:docDefaults>
     <w:rPrDefault>
       <w:rPr>
-        <w:rFonts w:asciiTheme="minorHAnsi" w:hAnsiTheme="minorHAnsi" w:eastAsiaTheme="minorHAnsi" w:cstheme="minorBidi"/>
+        <w:rFonts w:asciiTheme="minorHAnsi" w:eastAsiaTheme="minorHAnsi" w:hAnsiTheme="minorHAnsi" w:cstheme="minorBidi"/>
         <w:kern w:val="2"/>
         <w:sz w:val="24"/>
         <w:szCs w:val="24"/>
@@ -8480,14 +8081,14 @@
   <w:latentStyles w:defLockedState="0" w:defUIPriority="99" w:defSemiHidden="0" w:defUnhideWhenUsed="0" w:defQFormat="0" w:count="376">
     <w:lsdException w:name="Normal" w:uiPriority="0" w:qFormat="1"/>
     <w:lsdException w:name="heading 1" w:uiPriority="9" w:qFormat="1"/>
-    <w:lsdException w:name="heading 2" w:uiPriority="9" w:semiHidden="1" w:unhideWhenUsed="1" w:qFormat="1"/>
-    <w:lsdException w:name="heading 3" w:uiPriority="9" w:semiHidden="1" w:unhideWhenUsed="1" w:qFormat="1"/>
-    <w:lsdException w:name="heading 4" w:uiPriority="9" w:semiHidden="1" w:unhideWhenUsed="1" w:qFormat="1"/>
-    <w:lsdException w:name="heading 5" w:uiPriority="9" w:semiHidden="1" w:unhideWhenUsed="1" w:qFormat="1"/>
-    <w:lsdException w:name="heading 6" w:uiPriority="9" w:semiHidden="1" w:unhideWhenUsed="1" w:qFormat="1"/>
-    <w:lsdException w:name="heading 7" w:uiPriority="9" w:semiHidden="1" w:unhideWhenUsed="1" w:qFormat="1"/>
-    <w:lsdException w:name="heading 8" w:uiPriority="9" w:semiHidden="1" w:unhideWhenUsed="1" w:qFormat="1"/>
-    <w:lsdException w:name="heading 9" w:uiPriority="9" w:semiHidden="1" w:unhideWhenUsed="1" w:qFormat="1"/>
+    <w:lsdException w:name="heading 2" w:semiHidden="1" w:uiPriority="9" w:unhideWhenUsed="1" w:qFormat="1"/>
+    <w:lsdException w:name="heading 3" w:semiHidden="1" w:uiPriority="9" w:unhideWhenUsed="1" w:qFormat="1"/>
+    <w:lsdException w:name="heading 4" w:semiHidden="1" w:uiPriority="9" w:unhideWhenUsed="1" w:qFormat="1"/>
+    <w:lsdException w:name="heading 5" w:semiHidden="1" w:uiPriority="9" w:unhideWhenUsed="1" w:qFormat="1"/>
+    <w:lsdException w:name="heading 6" w:semiHidden="1" w:uiPriority="9" w:unhideWhenUsed="1" w:qFormat="1"/>
+    <w:lsdException w:name="heading 7" w:semiHidden="1" w:uiPriority="9" w:unhideWhenUsed="1" w:qFormat="1"/>
+    <w:lsdException w:name="heading 8" w:semiHidden="1" w:uiPriority="9" w:unhideWhenUsed="1" w:qFormat="1"/>
+    <w:lsdException w:name="heading 9" w:semiHidden="1" w:uiPriority="9" w:unhideWhenUsed="1" w:qFormat="1"/>
     <w:lsdException w:name="index 1" w:semiHidden="1" w:unhideWhenUsed="1"/>
     <w:lsdException w:name="index 2" w:semiHidden="1" w:unhideWhenUsed="1"/>
     <w:lsdException w:name="index 3" w:semiHidden="1" w:unhideWhenUsed="1"/>
@@ -8497,22 +8098,22 @@
     <w:lsdException w:name="index 7" w:semiHidden="1" w:unhideWhenUsed="1"/>
     <w:lsdException w:name="index 8" w:semiHidden="1" w:unhideWhenUsed="1"/>
     <w:lsdException w:name="index 9" w:semiHidden="1" w:unhideWhenUsed="1"/>
-    <w:lsdException w:name="toc 1" w:uiPriority="39" w:semiHidden="1" w:unhideWhenUsed="1"/>
-    <w:lsdException w:name="toc 2" w:uiPriority="39" w:semiHidden="1" w:unhideWhenUsed="1"/>
-    <w:lsdException w:name="toc 3" w:uiPriority="39" w:semiHidden="1" w:unhideWhenUsed="1"/>
-    <w:lsdException w:name="toc 4" w:uiPriority="39" w:semiHidden="1" w:unhideWhenUsed="1"/>
-    <w:lsdException w:name="toc 5" w:uiPriority="39" w:semiHidden="1" w:unhideWhenUsed="1"/>
-    <w:lsdException w:name="toc 6" w:uiPriority="39" w:semiHidden="1" w:unhideWhenUsed="1"/>
-    <w:lsdException w:name="toc 7" w:uiPriority="39" w:semiHidden="1" w:unhideWhenUsed="1"/>
-    <w:lsdException w:name="toc 8" w:uiPriority="39" w:semiHidden="1" w:unhideWhenUsed="1"/>
-    <w:lsdException w:name="toc 9" w:uiPriority="39" w:semiHidden="1" w:unhideWhenUsed="1"/>
+    <w:lsdException w:name="toc 1" w:semiHidden="1" w:uiPriority="39" w:unhideWhenUsed="1"/>
+    <w:lsdException w:name="toc 2" w:semiHidden="1" w:uiPriority="39" w:unhideWhenUsed="1"/>
+    <w:lsdException w:name="toc 3" w:semiHidden="1" w:uiPriority="39" w:unhideWhenUsed="1"/>
+    <w:lsdException w:name="toc 4" w:semiHidden="1" w:uiPriority="39" w:unhideWhenUsed="1"/>
+    <w:lsdException w:name="toc 5" w:semiHidden="1" w:uiPriority="39" w:unhideWhenUsed="1"/>
+    <w:lsdException w:name="toc 6" w:semiHidden="1" w:uiPriority="39" w:unhideWhenUsed="1"/>
+    <w:lsdException w:name="toc 7" w:semiHidden="1" w:uiPriority="39" w:unhideWhenUsed="1"/>
+    <w:lsdException w:name="toc 8" w:semiHidden="1" w:uiPriority="39" w:unhideWhenUsed="1"/>
+    <w:lsdException w:name="toc 9" w:semiHidden="1" w:uiPriority="39" w:unhideWhenUsed="1"/>
     <w:lsdException w:name="Normal Indent" w:semiHidden="1" w:unhideWhenUsed="1"/>
     <w:lsdException w:name="footnote text" w:semiHidden="1" w:unhideWhenUsed="1"/>
     <w:lsdException w:name="annotation text" w:semiHidden="1" w:unhideWhenUsed="1"/>
     <w:lsdException w:name="header" w:semiHidden="1" w:unhideWhenUsed="1"/>
     <w:lsdException w:name="footer" w:semiHidden="1" w:unhideWhenUsed="1"/>
     <w:lsdException w:name="index heading" w:semiHidden="1" w:unhideWhenUsed="1"/>
-    <w:lsdException w:name="caption" w:uiPriority="35" w:semiHidden="1" w:unhideWhenUsed="1" w:qFormat="1"/>
+    <w:lsdException w:name="caption" w:semiHidden="1" w:uiPriority="35" w:unhideWhenUsed="1" w:qFormat="1"/>
     <w:lsdException w:name="table of figures" w:semiHidden="1" w:unhideWhenUsed="1"/>
     <w:lsdException w:name="envelope address" w:semiHidden="1" w:unhideWhenUsed="1"/>
     <w:lsdException w:name="envelope return" w:semiHidden="1" w:unhideWhenUsed="1"/>
@@ -8543,7 +8144,7 @@
     <w:lsdException w:name="Title" w:uiPriority="10" w:qFormat="1"/>
     <w:lsdException w:name="Closing" w:semiHidden="1" w:unhideWhenUsed="1"/>
     <w:lsdException w:name="Signature" w:semiHidden="1" w:unhideWhenUsed="1"/>
-    <w:lsdException w:name="Default Paragraph Font" w:uiPriority="1" w:semiHidden="1" w:unhideWhenUsed="1"/>
+    <w:lsdException w:name="Default Paragraph Font" w:semiHidden="1" w:uiPriority="1" w:unhideWhenUsed="1"/>
     <w:lsdException w:name="Body Text" w:semiHidden="1" w:unhideWhenUsed="1"/>
     <w:lsdException w:name="Body Text Indent" w:semiHidden="1" w:unhideWhenUsed="1"/>
     <w:lsdException w:name="List Continue" w:semiHidden="1" w:unhideWhenUsed="1"/>
@@ -8743,8 +8344,8 @@
     <w:lsdException w:name="Subtle Reference" w:uiPriority="31" w:qFormat="1"/>
     <w:lsdException w:name="Intense Reference" w:uiPriority="32" w:qFormat="1"/>
     <w:lsdException w:name="Book Title" w:uiPriority="33" w:qFormat="1"/>
-    <w:lsdException w:name="Bibliography" w:uiPriority="37" w:semiHidden="1" w:unhideWhenUsed="1"/>
-    <w:lsdException w:name="TOC Heading" w:uiPriority="39" w:semiHidden="1" w:unhideWhenUsed="1" w:qFormat="1"/>
+    <w:lsdException w:name="Bibliography" w:semiHidden="1" w:uiPriority="37" w:unhideWhenUsed="1"/>
+    <w:lsdException w:name="TOC Heading" w:semiHidden="1" w:uiPriority="39" w:unhideWhenUsed="1" w:qFormat="1"/>
     <w:lsdException w:name="Plain Table 1" w:uiPriority="41"/>
     <w:lsdException w:name="Plain Table 2" w:uiPriority="42"/>
     <w:lsdException w:name="Plain Table 3" w:uiPriority="43"/>
@@ -8855,7 +8456,7 @@
     <w:lsdException w:name="Unresolved Mention" w:semiHidden="1" w:unhideWhenUsed="1"/>
     <w:lsdException w:name="Smart Link" w:semiHidden="1" w:unhideWhenUsed="1"/>
   </w:latentStyles>
-  <w:style w:type="paragraph" w:styleId="Normal" w:default="1">
+  <w:style w:type="paragraph" w:default="1" w:styleId="Normal">
     <w:name w:val="Normal"/>
     <w:qFormat/>
     <w:rsid w:val="007018D3"/>
@@ -8884,7 +8485,7 @@
       <w:outlineLvl w:val="0"/>
     </w:pPr>
     <w:rPr>
-      <w:rFonts w:asciiTheme="majorHAnsi" w:hAnsiTheme="majorHAnsi" w:eastAsiaTheme="majorEastAsia" w:cstheme="majorBidi"/>
+      <w:rFonts w:asciiTheme="majorHAnsi" w:eastAsiaTheme="majorEastAsia" w:hAnsiTheme="majorHAnsi" w:cstheme="majorBidi"/>
       <w:color w:val="0F4761" w:themeColor="accent1" w:themeShade="BF"/>
       <w:sz w:val="40"/>
       <w:szCs w:val="40"/>
@@ -8906,7 +8507,7 @@
       <w:outlineLvl w:val="1"/>
     </w:pPr>
     <w:rPr>
-      <w:rFonts w:asciiTheme="majorHAnsi" w:hAnsiTheme="majorHAnsi" w:eastAsiaTheme="majorEastAsia" w:cstheme="majorBidi"/>
+      <w:rFonts w:asciiTheme="majorHAnsi" w:eastAsiaTheme="majorEastAsia" w:hAnsiTheme="majorHAnsi" w:cstheme="majorBidi"/>
       <w:color w:val="0F4761" w:themeColor="accent1" w:themeShade="BF"/>
       <w:sz w:val="32"/>
       <w:szCs w:val="32"/>
@@ -9066,13 +8667,13 @@
       <w:color w:val="272727" w:themeColor="text1" w:themeTint="D8"/>
     </w:rPr>
   </w:style>
-  <w:style w:type="character" w:styleId="DefaultParagraphFont" w:default="1">
+  <w:style w:type="character" w:default="1" w:styleId="DefaultParagraphFont">
     <w:name w:val="Default Paragraph Font"/>
     <w:uiPriority w:val="1"/>
     <w:semiHidden/>
     <w:unhideWhenUsed/>
   </w:style>
-  <w:style w:type="table" w:styleId="TableNormal" w:default="1">
+  <w:style w:type="table" w:default="1" w:styleId="TableNormal">
     <w:name w:val="Normal Table"/>
     <w:uiPriority w:val="99"/>
     <w:semiHidden/>
@@ -9087,39 +8688,39 @@
       </w:tblCellMar>
     </w:tblPr>
   </w:style>
-  <w:style w:type="numbering" w:styleId="NoList" w:default="1">
+  <w:style w:type="numbering" w:default="1" w:styleId="NoList">
     <w:name w:val="No List"/>
     <w:uiPriority w:val="99"/>
     <w:semiHidden/>
     <w:unhideWhenUsed/>
   </w:style>
-  <w:style w:type="character" w:styleId="Heading1Char" w:customStyle="1">
+  <w:style w:type="character" w:customStyle="1" w:styleId="Heading1Char">
     <w:name w:val="Heading 1 Char"/>
     <w:basedOn w:val="DefaultParagraphFont"/>
     <w:link w:val="Heading1"/>
     <w:uiPriority w:val="9"/>
     <w:rsid w:val="005A3984"/>
     <w:rPr>
-      <w:rFonts w:asciiTheme="majorHAnsi" w:hAnsiTheme="majorHAnsi" w:eastAsiaTheme="majorEastAsia" w:cstheme="majorBidi"/>
+      <w:rFonts w:asciiTheme="majorHAnsi" w:eastAsiaTheme="majorEastAsia" w:hAnsiTheme="majorHAnsi" w:cstheme="majorBidi"/>
       <w:color w:val="0F4761" w:themeColor="accent1" w:themeShade="BF"/>
       <w:sz w:val="40"/>
       <w:szCs w:val="40"/>
     </w:rPr>
   </w:style>
-  <w:style w:type="character" w:styleId="Heading2Char" w:customStyle="1">
+  <w:style w:type="character" w:customStyle="1" w:styleId="Heading2Char">
     <w:name w:val="Heading 2 Char"/>
     <w:basedOn w:val="DefaultParagraphFont"/>
     <w:link w:val="Heading2"/>
     <w:uiPriority w:val="9"/>
     <w:rsid w:val="005A3984"/>
     <w:rPr>
-      <w:rFonts w:asciiTheme="majorHAnsi" w:hAnsiTheme="majorHAnsi" w:eastAsiaTheme="majorEastAsia" w:cstheme="majorBidi"/>
+      <w:rFonts w:asciiTheme="majorHAnsi" w:eastAsiaTheme="majorEastAsia" w:hAnsiTheme="majorHAnsi" w:cstheme="majorBidi"/>
       <w:color w:val="0F4761" w:themeColor="accent1" w:themeShade="BF"/>
       <w:sz w:val="32"/>
       <w:szCs w:val="32"/>
     </w:rPr>
   </w:style>
-  <w:style w:type="character" w:styleId="Heading3Char" w:customStyle="1">
+  <w:style w:type="character" w:customStyle="1" w:styleId="Heading3Char">
     <w:name w:val="Heading 3 Char"/>
     <w:basedOn w:val="DefaultParagraphFont"/>
     <w:link w:val="Heading3"/>
@@ -9132,7 +8733,7 @@
       <w:szCs w:val="28"/>
     </w:rPr>
   </w:style>
-  <w:style w:type="character" w:styleId="Heading4Char" w:customStyle="1">
+  <w:style w:type="character" w:customStyle="1" w:styleId="Heading4Char">
     <w:name w:val="Heading 4 Char"/>
     <w:basedOn w:val="DefaultParagraphFont"/>
     <w:link w:val="Heading4"/>
@@ -9146,7 +8747,7 @@
       <w:color w:val="0F4761" w:themeColor="accent1" w:themeShade="BF"/>
     </w:rPr>
   </w:style>
-  <w:style w:type="character" w:styleId="Heading5Char" w:customStyle="1">
+  <w:style w:type="character" w:customStyle="1" w:styleId="Heading5Char">
     <w:name w:val="Heading 5 Char"/>
     <w:basedOn w:val="DefaultParagraphFont"/>
     <w:link w:val="Heading5"/>
@@ -9158,7 +8759,7 @@
       <w:color w:val="0F4761" w:themeColor="accent1" w:themeShade="BF"/>
     </w:rPr>
   </w:style>
-  <w:style w:type="character" w:styleId="Heading6Char" w:customStyle="1">
+  <w:style w:type="character" w:customStyle="1" w:styleId="Heading6Char">
     <w:name w:val="Heading 6 Char"/>
     <w:basedOn w:val="DefaultParagraphFont"/>
     <w:link w:val="Heading6"/>
@@ -9172,7 +8773,7 @@
       <w:color w:val="595959" w:themeColor="text1" w:themeTint="A6"/>
     </w:rPr>
   </w:style>
-  <w:style w:type="character" w:styleId="Heading7Char" w:customStyle="1">
+  <w:style w:type="character" w:customStyle="1" w:styleId="Heading7Char">
     <w:name w:val="Heading 7 Char"/>
     <w:basedOn w:val="DefaultParagraphFont"/>
     <w:link w:val="Heading7"/>
@@ -9184,7 +8785,7 @@
       <w:color w:val="595959" w:themeColor="text1" w:themeTint="A6"/>
     </w:rPr>
   </w:style>
-  <w:style w:type="character" w:styleId="Heading8Char" w:customStyle="1">
+  <w:style w:type="character" w:customStyle="1" w:styleId="Heading8Char">
     <w:name w:val="Heading 8 Char"/>
     <w:basedOn w:val="DefaultParagraphFont"/>
     <w:link w:val="Heading8"/>
@@ -9198,7 +8799,7 @@
       <w:color w:val="272727" w:themeColor="text1" w:themeTint="D8"/>
     </w:rPr>
   </w:style>
-  <w:style w:type="character" w:styleId="Heading9Char" w:customStyle="1">
+  <w:style w:type="character" w:customStyle="1" w:styleId="Heading9Char">
     <w:name w:val="Heading 9 Char"/>
     <w:basedOn w:val="DefaultParagraphFont"/>
     <w:link w:val="Heading9"/>
@@ -9223,21 +8824,21 @@
       <w:contextualSpacing/>
     </w:pPr>
     <w:rPr>
-      <w:rFonts w:asciiTheme="majorHAnsi" w:hAnsiTheme="majorHAnsi" w:eastAsiaTheme="majorEastAsia" w:cstheme="majorBidi"/>
+      <w:rFonts w:asciiTheme="majorHAnsi" w:eastAsiaTheme="majorEastAsia" w:hAnsiTheme="majorHAnsi" w:cstheme="majorBidi"/>
       <w:spacing w:val="-10"/>
       <w:kern w:val="28"/>
       <w:sz w:val="56"/>
       <w:szCs w:val="56"/>
     </w:rPr>
   </w:style>
-  <w:style w:type="character" w:styleId="TitleChar" w:customStyle="1">
+  <w:style w:type="character" w:customStyle="1" w:styleId="TitleChar">
     <w:name w:val="Title Char"/>
     <w:basedOn w:val="DefaultParagraphFont"/>
     <w:link w:val="Title"/>
     <w:uiPriority w:val="10"/>
     <w:rsid w:val="005A3984"/>
     <w:rPr>
-      <w:rFonts w:asciiTheme="majorHAnsi" w:hAnsiTheme="majorHAnsi" w:eastAsiaTheme="majorEastAsia" w:cstheme="majorBidi"/>
+      <w:rFonts w:asciiTheme="majorHAnsi" w:eastAsiaTheme="majorEastAsia" w:hAnsiTheme="majorHAnsi" w:cstheme="majorBidi"/>
       <w:spacing w:val="-10"/>
       <w:kern w:val="28"/>
       <w:sz w:val="56"/>
@@ -9265,7 +8866,7 @@
       <w:szCs w:val="28"/>
     </w:rPr>
   </w:style>
-  <w:style w:type="character" w:styleId="SubtitleChar" w:customStyle="1">
+  <w:style w:type="character" w:customStyle="1" w:styleId="SubtitleChar">
     <w:name w:val="Subtitle Char"/>
     <w:basedOn w:val="DefaultParagraphFont"/>
     <w:link w:val="Subtitle"/>
@@ -9297,7 +8898,7 @@
       <w:color w:val="404040" w:themeColor="text1" w:themeTint="BF"/>
     </w:rPr>
   </w:style>
-  <w:style w:type="character" w:styleId="QuoteChar" w:customStyle="1">
+  <w:style w:type="character" w:customStyle="1" w:styleId="QuoteChar">
     <w:name w:val="Quote Char"/>
     <w:basedOn w:val="DefaultParagraphFont"/>
     <w:link w:val="Quote"/>
@@ -9342,8 +8943,8 @@
     <w:rsid w:val="005A3984"/>
     <w:pPr>
       <w:pBdr>
-        <w:top w:val="single" w:color="0F4761" w:themeColor="accent1" w:themeShade="BF" w:sz="4" w:space="10"/>
-        <w:bottom w:val="single" w:color="0F4761" w:themeColor="accent1" w:themeShade="BF" w:sz="4" w:space="10"/>
+        <w:top w:val="single" w:sz="4" w:space="10" w:color="0F4761" w:themeColor="accent1" w:themeShade="BF"/>
+        <w:bottom w:val="single" w:sz="4" w:space="10" w:color="0F4761" w:themeColor="accent1" w:themeShade="BF"/>
       </w:pBdr>
       <w:spacing w:before="360" w:after="360"/>
       <w:ind w:left="864" w:right="864"/>
@@ -9355,7 +8956,7 @@
       <w:color w:val="0F4761" w:themeColor="accent1" w:themeShade="BF"/>
     </w:rPr>
   </w:style>
-  <w:style w:type="character" w:styleId="IntenseQuoteChar" w:customStyle="1">
+  <w:style w:type="character" w:customStyle="1" w:styleId="IntenseQuoteChar">
     <w:name w:val="Intense Quote Char"/>
     <w:basedOn w:val="DefaultParagraphFont"/>
     <w:link w:val="IntenseQuote"/>
@@ -9398,7 +8999,7 @@
       <w14:ligatures w14:val="none"/>
     </w:rPr>
   </w:style>
-  <w:style w:type="character" w:styleId="NoSpacingChar" w:customStyle="1">
+  <w:style w:type="character" w:customStyle="1" w:styleId="NoSpacingChar">
     <w:name w:val="No Spacing Char"/>
     <w:basedOn w:val="DefaultParagraphFont"/>
     <w:link w:val="NoSpacing"/>
@@ -9462,7 +9063,7 @@
       <w:spacing w:before="100" w:beforeAutospacing="1" w:after="100" w:afterAutospacing="1" w:line="240" w:lineRule="auto"/>
     </w:pPr>
     <w:rPr>
-      <w:rFonts w:ascii="Times New Roman" w:hAnsi="Times New Roman" w:eastAsia="Times New Roman" w:cs="Times New Roman"/>
+      <w:rFonts w:ascii="Times New Roman" w:eastAsia="Times New Roman" w:hAnsi="Times New Roman" w:cs="Times New Roman"/>
       <w:sz w:val="24"/>
       <w:szCs w:val="24"/>
     </w:rPr>
@@ -9522,7 +9123,7 @@
       <w:spacing w:after="0" w:line="240" w:lineRule="auto"/>
     </w:pPr>
   </w:style>
-  <w:style w:type="character" w:styleId="HeaderChar" w:customStyle="1">
+  <w:style w:type="character" w:customStyle="1" w:styleId="HeaderChar">
     <w:name w:val="Header Char"/>
     <w:basedOn w:val="DefaultParagraphFont"/>
     <w:link w:val="Header"/>
@@ -9550,7 +9151,7 @@
       <w:spacing w:after="0" w:line="240" w:lineRule="auto"/>
     </w:pPr>
   </w:style>
-  <w:style w:type="character" w:styleId="FooterChar" w:customStyle="1">
+  <w:style w:type="character" w:customStyle="1" w:styleId="FooterChar">
     <w:name w:val="Footer Char"/>
     <w:basedOn w:val="DefaultParagraphFont"/>
     <w:link w:val="Footer"/>
@@ -9601,7 +9202,7 @@
       <w:contextualSpacing/>
     </w:pPr>
     <w:rPr>
-      <w:rFonts w:ascii="Liberation Serif" w:hAnsi="Liberation Serif" w:eastAsiaTheme="minorEastAsia"/>
+      <w:rFonts w:ascii="Liberation Serif" w:eastAsiaTheme="minorEastAsia" w:hAnsi="Liberation Serif"/>
       <w:sz w:val="24"/>
     </w:rPr>
   </w:style>
@@ -9623,14 +9224,38 @@
     <w:tblPr>
       <w:tblInd w:w="0" w:type="nil"/>
       <w:tblBorders>
-        <w:top w:val="single" w:color="auto" w:sz="4" w:space="0"/>
-        <w:left w:val="single" w:color="auto" w:sz="4" w:space="0"/>
-        <w:bottom w:val="single" w:color="auto" w:sz="4" w:space="0"/>
-        <w:right w:val="single" w:color="auto" w:sz="4" w:space="0"/>
-        <w:insideH w:val="single" w:color="auto" w:sz="4" w:space="0"/>
-        <w:insideV w:val="single" w:color="auto" w:sz="4" w:space="0"/>
+        <w:top w:val="single" w:sz="4" w:space="0" w:color="auto"/>
+        <w:left w:val="single" w:sz="4" w:space="0" w:color="auto"/>
+        <w:bottom w:val="single" w:sz="4" w:space="0" w:color="auto"/>
+        <w:right w:val="single" w:sz="4" w:space="0" w:color="auto"/>
+        <w:insideH w:val="single" w:sz="4" w:space="0" w:color="auto"/>
+        <w:insideV w:val="single" w:sz="4" w:space="0" w:color="auto"/>
       </w:tblBorders>
     </w:tblPr>
+  </w:style>
+  <w:style w:type="character" w:styleId="UnresolvedMention">
+    <w:name w:val="Unresolved Mention"/>
+    <w:basedOn w:val="DefaultParagraphFont"/>
+    <w:uiPriority w:val="99"/>
+    <w:semiHidden/>
+    <w:unhideWhenUsed/>
+    <w:rsid w:val="00F45C55"/>
+    <w:rPr>
+      <w:color w:val="605E5C"/>
+      <w:shd w:val="clear" w:color="auto" w:fill="E1DFDD"/>
+    </w:rPr>
+  </w:style>
+  <w:style w:type="character" w:styleId="FollowedHyperlink">
+    <w:name w:val="FollowedHyperlink"/>
+    <w:basedOn w:val="DefaultParagraphFont"/>
+    <w:uiPriority w:val="99"/>
+    <w:semiHidden/>
+    <w:unhideWhenUsed/>
+    <w:rsid w:val="00F45C55"/>
+    <w:rPr>
+      <w:color w:val="96607D" w:themeColor="followedHyperlink"/>
+      <w:u w:val="single"/>
+    </w:rPr>
   </w:style>
 </w:styles>
 </file>
@@ -9654,7 +9279,7 @@
         <w:guid w:val="{054A15D0-91D9-4D56-AE7D-2E5A4A47CFAC}"/>
       </w:docPartPr>
       <w:docPartBody>
-        <w:p xmlns:wp14="http://schemas.microsoft.com/office/word/2010/wordml" wp14:textId="77777777">
+        <w:p>
           <w:pPr>
             <w:pStyle w:val="15ED1625FFB64786A7F552A16451406A"/>
           </w:pPr>
@@ -9683,7 +9308,7 @@
         <w:guid w:val="{E37108B1-4CFF-4A6B-8CB1-7C98938C25DC}"/>
       </w:docPartPr>
       <w:docPartBody>
-        <w:p xmlns:wp14="http://schemas.microsoft.com/office/word/2010/wordml" wp14:textId="77777777">
+        <w:p>
           <w:pPr>
             <w:pStyle w:val="5AE33F8B191E41498D48555DD9F088F3"/>
           </w:pPr>
@@ -9714,7 +9339,7 @@
         <w:guid w:val="{99A66130-3EEA-4160-84FE-C8F2E0BB88E2}"/>
       </w:docPartPr>
       <w:docPartBody>
-        <w:p xmlns:wp14="http://schemas.microsoft.com/office/word/2010/wordml" wp14:textId="77777777">
+        <w:p>
           <w:pPr>
             <w:pStyle w:val="D992E84D68A4485AAF45C581C505012B"/>
           </w:pPr>
@@ -9743,7 +9368,7 @@
         <w:guid w:val="{7258EC0D-3E48-4EE4-87DA-57D404C89B62}"/>
       </w:docPartPr>
       <w:docPartBody>
-        <w:p xmlns:wp14="http://schemas.microsoft.com/office/word/2010/wordml" wp14:textId="77777777">
+        <w:p>
           <w:pPr>
             <w:pStyle w:val="E93F95FFEFB54AECBD7DB028E8D500C5"/>
           </w:pPr>
@@ -9774,13 +9399,13 @@
         <w:guid w:val="{87186334-FACA-47F7-8FEF-A46C9E404901}"/>
       </w:docPartPr>
       <w:docPartBody>
-        <w:p xmlns:wp14="http://schemas.microsoft.com/office/word/2010/wordml" wp14:textId="77777777">
+        <w:p>
           <w:pPr>
             <w:pStyle w:val="4FB7D44250EE45F79850CFED7615E6BF"/>
           </w:pPr>
           <w:r>
             <w:rPr>
-              <w:rFonts w:asciiTheme="majorHAnsi" w:hAnsiTheme="majorHAnsi" w:eastAsiaTheme="majorEastAsia" w:cstheme="majorBidi"/>
+              <w:rFonts w:asciiTheme="majorHAnsi" w:eastAsiaTheme="majorEastAsia" w:hAnsiTheme="majorHAnsi" w:cstheme="majorBidi"/>
               <w:color w:val="156082" w:themeColor="accent1"/>
               <w:sz w:val="88"/>
               <w:szCs w:val="88"/>
@@ -9799,7 +9424,7 @@
   <w:font w:name="Symbol">
     <w:panose1 w:val="05050102010706020507"/>
     <w:charset w:val="02"/>
-    <w:family w:val="roman"/>
+    <w:family w:val="decorative"/>
     <w:pitch w:val="variable"/>
     <w:sig w:usb0="00000000" w:usb1="10000000" w:usb2="00000000" w:usb3="00000000" w:csb0="80000000" w:csb1="00000000"/>
   </w:font>
@@ -9819,12 +9444,13 @@
   </w:font>
   <w:font w:name="Wingdings">
     <w:panose1 w:val="05000000000000000000"/>
-    <w:charset w:val="02"/>
-    <w:family w:val="auto"/>
+    <w:charset w:val="4D"/>
+    <w:family w:val="decorative"/>
     <w:pitch w:val="variable"/>
-    <w:sig w:usb0="00000000" w:usb1="10000000" w:usb2="00000000" w:usb3="00000000" w:csb0="80000000" w:csb1="00000000"/>
+    <w:sig w:usb0="00000003" w:usb1="00000000" w:usb2="00000000" w:usb3="00000000" w:csb0="80000001" w:csb1="00000000"/>
   </w:font>
   <w:font w:name="Aptos">
+    <w:panose1 w:val="020B0004020202020204"/>
     <w:charset w:val="00"/>
     <w:family w:val="swiss"/>
     <w:pitch w:val="variable"/>
@@ -9838,6 +9464,7 @@
     <w:sig w:usb0="E0002EFF" w:usb1="C000785B" w:usb2="00000009" w:usb3="00000000" w:csb0="000001FF" w:csb1="00000000"/>
   </w:font>
   <w:font w:name="Aptos Display">
+    <w:panose1 w:val="020B0004020202020204"/>
     <w:charset w:val="00"/>
     <w:family w:val="swiss"/>
     <w:pitch w:val="variable"/>
@@ -9853,6 +9480,7 @@
   </w:font>
   <w:font w:name="Yu Mincho">
     <w:altName w:val="游明朝"/>
+    <w:panose1 w:val="02020400000000000000"/>
     <w:charset w:val="80"/>
     <w:family w:val="roman"/>
     <w:pitch w:val="variable"/>
@@ -9860,6 +9488,7 @@
   </w:font>
   <w:font w:name="Liberation Serif">
     <w:altName w:val="Times New Roman"/>
+    <w:panose1 w:val="020B0604020202020204"/>
     <w:charset w:val="01"/>
     <w:family w:val="auto"/>
     <w:pitch w:val="default"/>
@@ -9873,6 +9502,7 @@
   </w:font>
   <w:font w:name="Liberation Mono">
     <w:altName w:val="Courier New"/>
+    <w:panose1 w:val="020B0604020202020204"/>
     <w:charset w:val="01"/>
     <w:family w:val="auto"/>
     <w:pitch w:val="default"/>
@@ -9896,7 +9526,9 @@
   </w:compat>
   <w:rsids>
     <w:rsidRoot w:val="00E84086"/>
+    <w:rsid w:val="00723103"/>
     <w:rsid w:val="00AF6A6F"/>
+    <w:rsid w:val="00CF5F52"/>
     <w:rsid w:val="00E84086"/>
   </w:rsids>
   <m:mathPr>
@@ -10378,7 +10010,7 @@
 </file>
 
 <file path=word/theme/theme1.xml><?xml version="1.0" encoding="utf-8"?>
-<a:theme xmlns:a="http://schemas.openxmlformats.org/drawingml/2006/main" xmlns:thm15="http://schemas.microsoft.com/office/thememl/2012/main" name="Office Theme">
+<a:theme xmlns:a="http://schemas.openxmlformats.org/drawingml/2006/main" name="Office Theme">
   <a:themeElements>
     <a:clrScheme name="Office">
       <a:dk1>
